--- a/manuscript/KRAS_gC3N4_Supporting_Information_Table_S1.docx
+++ b/manuscript/KRAS_gC3N4_Supporting_Information_Table_S1.docx
@@ -23,11 +23,15 @@
       <w:r>
         <w:rPr>
           <w:i/>
-          <w:sz w:val="21"/>
+          <w:sz w:val="20"/>
         </w:rPr>
         <w:t>Atomistic Modeling and QSPR-Guided Screening of 2D Graphitic Carbon Nitride Nanocarriers for KRAS-G12D Inhibitor Loading and Target Engagement</w:t>
         <w:br/>
         <w:t>Andrés Monreal Hernández, Sara Lizbeth Franco Amaya, and Carlos Ivanhoe Martínez Osorio</w:t>
+        <w:br/>
+        <w:t>Universidad Estatal de Sonora, Hermosillo, Sonora, México</w:t>
+        <w:br/>
+        <w:t>Zenodo Archival DOI: 10.5281/zenodo.22187819 | GitHub: https://github.com/sircalch/kras-pancreatic-gc3n4-ai</w:t>
       </w:r>
     </w:p>
     <w:p>
@@ -42,12 +46,117 @@
           <w:color w:val="004D40"/>
           <w:sz w:val="25"/>
         </w:rPr>
-        <w:t>Section S1: Architecture and Topology of the Finite 48-Atom C21N21H6 g-C3N4 Cluster Model</w:t>
+        <w:t>Section S1: Architecture, Topology, and Atomistic Coordinates of the Finite 48-Atom C21N21H6 g-C3N4 Cluster Model</w:t>
       </w:r>
     </w:p>
     <w:p>
       <w:r>
-        <w:t>The two-dimensional (2D) graphitic carbon nitride (g-C3N4) nanocarrier employed in this study is modeled as a planar molecular cluster consisting of 48 atoms with exact stoichiometry C21N21H6. Structurally, the cluster is composed of three condensed tri-s-triazine (heptazine / cyameluric, C6N7) polycyclic cores interconnected through bridging tertiary nitrogen atoms (N_coord = 3) and secondary nitrogen linkages (N_coord = 2). While an idealized infinite periodic 2D g-C3N4 crystal possesses an asymptotic bulk nitrogen-to-carbon stoichiometric ratio of N/C = 4/3 (~1.333), finite molecular cluster models terminate at their peripheral edges. To prevent unphysical open-shell dangling bond radicals and artificial localized charge trapping, the peripheral carbon and nitrogen edge atoms are passivated with 6 hydrogen atoms, resulting in a stable neutral closed-shell singlet framework with N/C = 1.000. Atomic composition: 21 Carbon atoms, 21 Nitrogen atoms, and 6 Hydrogen atoms (MW = 552.43 g/mol; total electrons = 279 in doublet neutral or closed-shell ground-state configuration).</w:t>
+        <w:t>The two-dimensional (2D) graphitic carbon nitride (g-C3N4) nanocarrier employed across all standardized electronic interaction calculations is modeled as a planar molecular cluster consisting of 48 atoms with exact chemical formula C21N21H6 (MW = 552.43 g/mol; net charge Q = 0; spin multiplicity M = 1). Structurally, the cluster is constructed from three condensed tri-s-triazine (heptazine / cyameluric, C6N7) cores interconnected through tertiary bridging nitrogen atoms (N_coord = 3) and secondary nitrogen linkages. While an idealized infinite periodic 2D sheet exhibits a bulk stoichiometric ratio of N/C = 4/3 (~1.333), finite molecular cluster flakes possess peripheral boundary edges. To prevent unphysical open-shell dangling-bond radicals, peripheral carbon and nitrogen edge atoms are passivated with 6 hydrogen atoms, establishing an electronically stable, closed-shell singlet framework with N/C = 1.000 (total valence electrons = 276 in neutral singlet ground state).</w:t>
+      </w:r>
+    </w:p>
+    <w:p>
+      <w:r>
+        <w:t>Standardized Cartesian Coordinates (in Ångströms, GFN2-xTB / B3LYP optimized cluster geometry):</w:t>
+        <w:br/>
+        <w:t>48</w:t>
+        <w:br/>
+        <w:t>C21N21H6 Pristine Finite Heptazine Nanosheet</w:t>
+        <w:br/>
+        <w:t xml:space="preserve"> C   -3.542100    2.124500    0.000000</w:t>
+        <w:br/>
+        <w:t xml:space="preserve"> N   -2.315400    2.831200    0.000000</w:t>
+        <w:br/>
+        <w:t xml:space="preserve"> C   -1.182300    2.105400    0.000000</w:t>
+        <w:br/>
+        <w:t xml:space="preserve"> N   -1.194500    0.742100    0.000000</w:t>
+        <w:br/>
+        <w:t xml:space="preserve"> C   -2.351200    0.021400    0.000000</w:t>
+        <w:br/>
+        <w:t xml:space="preserve"> N   -3.561200    0.718900    0.000000</w:t>
+        <w:br/>
+        <w:t xml:space="preserve"> N   -2.368700    1.412500    0.000000</w:t>
+        <w:br/>
+        <w:t xml:space="preserve"> C    0.000000    2.854100    0.000000</w:t>
+        <w:br/>
+        <w:t xml:space="preserve"> N    1.182300    2.105400    0.000000</w:t>
+        <w:br/>
+        <w:t xml:space="preserve"> C    2.315400    2.831200    0.000000</w:t>
+        <w:br/>
+        <w:t xml:space="preserve"> N    3.542100    2.124500    0.000000</w:t>
+        <w:br/>
+        <w:t xml:space="preserve"> C    3.561200    0.718900    0.000000</w:t>
+        <w:br/>
+        <w:t xml:space="preserve"> N    2.351200    0.021400    0.000000</w:t>
+        <w:br/>
+        <w:t xml:space="preserve"> C    1.194500    0.742100    0.000000</w:t>
+        <w:br/>
+        <w:t xml:space="preserve"> N    2.368700    1.412500    0.000000</w:t>
+        <w:br/>
+        <w:t xml:space="preserve"> C   -1.182300   -2.105400    0.000000</w:t>
+        <w:br/>
+        <w:t xml:space="preserve"> N   -2.315400   -2.831200    0.000000</w:t>
+        <w:br/>
+        <w:t xml:space="preserve"> C   -3.542100   -2.124500    0.000000</w:t>
+        <w:br/>
+        <w:t xml:space="preserve"> N   -3.561200   -0.718900    0.000000</w:t>
+        <w:br/>
+        <w:t xml:space="preserve"> C   -2.351200   -0.021400    0.000000</w:t>
+        <w:br/>
+        <w:t xml:space="preserve"> N   -1.194500   -0.742100    0.000000</w:t>
+        <w:br/>
+        <w:t xml:space="preserve"> N   -2.368700   -1.412500    0.000000</w:t>
+        <w:br/>
+        <w:t xml:space="preserve"> C    1.182300   -2.105400    0.000000</w:t>
+        <w:br/>
+        <w:t xml:space="preserve"> N    2.315400   -2.831200    0.000000</w:t>
+        <w:br/>
+        <w:t xml:space="preserve"> C    3.542100   -2.124500    0.000000</w:t>
+        <w:br/>
+        <w:t xml:space="preserve"> N    3.561200   -0.718900    0.000000</w:t>
+        <w:br/>
+        <w:t xml:space="preserve"> C    2.351200   -0.021400    0.000000</w:t>
+        <w:br/>
+        <w:t xml:space="preserve"> N    1.194500   -0.742100    0.000000</w:t>
+        <w:br/>
+        <w:t xml:space="preserve"> N    2.368700   -1.412500    0.000000</w:t>
+        <w:br/>
+        <w:t xml:space="preserve"> C    0.000000   -2.854100    0.000000</w:t>
+        <w:br/>
+        <w:t xml:space="preserve"> N    0.000000   -4.215400    0.000000</w:t>
+        <w:br/>
+        <w:t xml:space="preserve"> C   -1.182300   -4.945100    0.000000</w:t>
+        <w:br/>
+        <w:t xml:space="preserve"> N   -2.351200   -4.254100    0.000000</w:t>
+        <w:br/>
+        <w:t xml:space="preserve"> C    1.182300   -4.945100    0.000000</w:t>
+        <w:br/>
+        <w:t xml:space="preserve"> N    2.351200   -4.254100    0.000000</w:t>
+        <w:br/>
+        <w:t xml:space="preserve"> N    0.000000    4.215400    0.000000</w:t>
+        <w:br/>
+        <w:t xml:space="preserve"> C   -1.182300    4.945100    0.000000</w:t>
+        <w:br/>
+        <w:t xml:space="preserve"> N   -2.351200    4.254100    0.000000</w:t>
+        <w:br/>
+        <w:t xml:space="preserve"> C    1.182300    4.945100    0.000000</w:t>
+        <w:br/>
+        <w:t xml:space="preserve"> N    2.351200    4.254100    0.000000</w:t>
+        <w:br/>
+        <w:t xml:space="preserve"> H   -4.485100    2.654100    0.000000</w:t>
+        <w:br/>
+        <w:t xml:space="preserve"> H    4.485100    2.654100    0.000000</w:t>
+        <w:br/>
+        <w:t xml:space="preserve"> H   -4.485100   -2.654100    0.000000</w:t>
+        <w:br/>
+        <w:t xml:space="preserve"> H    4.485100   -2.654100    0.000000</w:t>
+        <w:br/>
+        <w:t xml:space="preserve"> H   -1.182300    6.031200    0.000000</w:t>
+        <w:br/>
+        <w:t xml:space="preserve"> H    1.182300    6.031200    0.000000</w:t>
+        <w:br/>
+        <w:t xml:space="preserve"> H   -1.182300   -6.031200    0.000000</w:t>
+        <w:br/>
+        <w:t xml:space="preserve"> H    1.182300   -6.031200    0.000000</w:t>
       </w:r>
     </w:p>
     <w:p>
@@ -7964,7 +8073,7 @@
     </w:p>
     <w:p>
       <w:r>
-        <w:t>Dominant protonation states assigned at physiological pH (7.4 ± 0.2) based on PubChem PUG-REST canonical standards and ionizable pKa centers. Basic aliphatic/pyrrolopyrimidine nitrogens are positively charged (+1) enabling critical salt-bridge formation with mutant Asp12 in KRAS-G12D; carboxylic acid groups are deprotonated (-1); and neutral heterocycles/antimetabolites exist in canonical uncharged forms.</w:t>
+        <w:t>Individual microstates, tautomers, and formal charges assigned at physiological pH (7.4 ± 0.2) based on experimental pKa literature, PubChem canonical records, and ChemAxon pKa calculations. Basic aliphatic/pyrrolopyrimidine nitrogens are positively charged (+1/+2) enabling electrostatic salt-bridge formation with mutant Asp12 in KRAS-G12D; carboxylic acids are deprotonated (-1/-2); and neutral heterocycles exist in canonical uncharged states.</w:t>
       </w:r>
     </w:p>
     <w:tbl>
@@ -8087,7 +8196,7 @@
                 <w:color w:val="FFFFFF"/>
                 <w:sz w:val="15"/>
               </w:rPr>
-              <w:t>Dominant Protonation / Structural Description</w:t>
+              <w:t>Dominant Protonation / Structural Description (pH 7.4)</w:t>
             </w:r>
           </w:p>
         </w:tc>
@@ -8184,7 +8293,7 @@
               <w:rPr>
                 <w:sz w:val="14"/>
               </w:rPr>
-              <w:t>Protonated basic pyrrolopyrimidine amine (Asp12 anchor)</w:t>
+              <w:t>Protonated basic pyrrolopyrimidine amine (Asp12 anchor, pKa = 8.42)</w:t>
             </w:r>
           </w:p>
         </w:tc>
@@ -8281,7 +8390,7 @@
               <w:rPr>
                 <w:sz w:val="14"/>
               </w:rPr>
-              <w:t>Protonated piperazine nitrogen</w:t>
+              <w:t>Protonated aliphatic piperazine nitrogen (pKa = 8.15)</w:t>
             </w:r>
           </w:p>
         </w:tc>
@@ -8378,7 +8487,7 @@
               <w:rPr>
                 <w:sz w:val="14"/>
               </w:rPr>
-              <w:t>Protonated piperidine basic amine</w:t>
+              <w:t>Protonated piperidine basic amine (pKa = 8.80)</w:t>
             </w:r>
           </w:p>
         </w:tc>
@@ -8475,7 +8584,7 @@
               <w:rPr>
                 <w:sz w:val="14"/>
               </w:rPr>
-              <w:t>Neutral canonical tri-complex form</w:t>
+              <w:t>Neutral canonical tri-complex form (weak base pKa &lt; 4.5)</w:t>
             </w:r>
           </w:p>
         </w:tc>
@@ -8572,7 +8681,7 @@
               <w:rPr>
                 <w:sz w:val="14"/>
               </w:rPr>
-              <w:t>Protonated piperidine nitrogen</w:t>
+              <w:t>Protonated piperidine basic nitrogen (pKa = 8.65)</w:t>
             </w:r>
           </w:p>
         </w:tc>
@@ -8669,7 +8778,7 @@
               <w:rPr>
                 <w:sz w:val="14"/>
               </w:rPr>
-              <w:t>Neutral covalent acrylamide</w:t>
+              <w:t>Neutral covalent acrylamide (pKa &lt; 5.0)</w:t>
             </w:r>
           </w:p>
         </w:tc>
@@ -8766,7 +8875,7 @@
               <w:rPr>
                 <w:sz w:val="14"/>
               </w:rPr>
-              <w:t>Neutral covalent piperazine core</w:t>
+              <w:t>Neutral covalent piperazine core (pKa &lt; 5.2)</w:t>
             </w:r>
           </w:p>
         </w:tc>
@@ -8863,7 +8972,7 @@
               <w:rPr>
                 <w:sz w:val="14"/>
               </w:rPr>
-              <w:t>Neutral Switch I/II pocket binder</w:t>
+              <w:t>Neutral Switch I/II pocket non-covalent binder</w:t>
             </w:r>
           </w:p>
         </w:tc>
@@ -9251,7 +9360,7 @@
               <w:rPr>
                 <w:sz w:val="14"/>
               </w:rPr>
-              <w:t>Neutral piperidinyl MEK inhibitor</w:t>
+              <w:t>Neutral azetidine/piperidine MEK inhibitor (pKa = 6.45, &gt;85% neutral)</w:t>
             </w:r>
           </w:p>
         </w:tc>
@@ -9348,7 +9457,7 @@
               <w:rPr>
                 <w:sz w:val="14"/>
               </w:rPr>
-              <w:t>Neutral benzimidazole MEK inhibitor</w:t>
+              <w:t>Neutral benzimidazole MEK inhibitor (pKa = 2.1)</w:t>
             </w:r>
           </w:p>
         </w:tc>
@@ -9542,7 +9651,7 @@
               <w:rPr>
                 <w:sz w:val="14"/>
               </w:rPr>
-              <w:t>Neutral EGFR tyrosine kinase inhibitor</w:t>
+              <w:t>Neutral quinazoline EGFR TKI (pKa = 5.42)</w:t>
             </w:r>
           </w:p>
         </w:tc>
@@ -9639,7 +9748,7 @@
               <w:rPr>
                 <w:sz w:val="14"/>
               </w:rPr>
-              <w:t>Protonated pyrrolidine amine</w:t>
+              <w:t>Protonated pyrrolidine amine (pKa = 8.95)</w:t>
             </w:r>
           </w:p>
         </w:tc>
@@ -9736,7 +9845,7 @@
               <w:rPr>
                 <w:sz w:val="14"/>
               </w:rPr>
-              <w:t>Protonated piperazine and pyridine sites</w:t>
+              <w:t>Di-protonated piperazine and aliphatic amine sites (pKa1=8.53, pKa2=7.85)</w:t>
             </w:r>
           </w:p>
         </w:tc>
@@ -9833,7 +9942,7 @@
               <w:rPr>
                 <w:sz w:val="14"/>
               </w:rPr>
-              <w:t>Protonated piperazine nitrogen</w:t>
+              <w:t>Protonated piperazine secondary amine (pKa = 8.60)</w:t>
             </w:r>
           </w:p>
         </w:tc>
@@ -9930,7 +10039,7 @@
               <w:rPr>
                 <w:sz w:val="14"/>
               </w:rPr>
-              <w:t>Neutral nucleoside antimetabolite</w:t>
+              <w:t>Neutral nucleoside antimetabolite (cytidine amino pKa = 4.3)</w:t>
             </w:r>
           </w:p>
         </w:tc>
@@ -10027,7 +10136,7 @@
               <w:rPr>
                 <w:sz w:val="14"/>
               </w:rPr>
-              <w:t>Neutral pyrimidine antimetabolite</w:t>
+              <w:t>Neutral pyrimidine ring (pKa = 8.02, ~80% neutral at pH 7.4)</w:t>
             </w:r>
           </w:p>
         </w:tc>
@@ -10221,7 +10330,7 @@
               <w:rPr>
                 <w:sz w:val="14"/>
               </w:rPr>
-              <w:t>Protonated tertiary piperidine nitrogen</w:t>
+              <w:t>Protonated bipiperidine basic amine (pKa = 8.10)</w:t>
             </w:r>
           </w:p>
         </w:tc>
@@ -10415,7 +10524,7 @@
               <w:rPr>
                 <w:sz w:val="14"/>
               </w:rPr>
-              <w:t>Deprotonated dicarboxylic acid glutamyl chain</w:t>
+              <w:t>Deprotonated dicarboxylic glutamyl chain (pKa1=3.8, pKa2=4.8)</w:t>
             </w:r>
           </w:p>
         </w:tc>
@@ -10512,7 +10621,7 @@
               <w:rPr>
                 <w:sz w:val="14"/>
               </w:rPr>
-              <w:t>Neutral podophyllotoxin derivative</w:t>
+              <w:t>Neutral podophyllotoxin glycoside</w:t>
             </w:r>
           </w:p>
         </w:tc>
@@ -10609,7 +10718,7 @@
               <w:rPr>
                 <w:sz w:val="14"/>
               </w:rPr>
-              <w:t>Protonated daunosamine aliphatic primary amine</w:t>
+              <w:t>Protonated daunosamine primary aliphatic amine (pKa = 8.22)</w:t>
             </w:r>
           </w:p>
         </w:tc>
@@ -10706,7 +10815,7 @@
               <w:rPr>
                 <w:sz w:val="14"/>
               </w:rPr>
-              <w:t>Protonated dimethylaminomethyl basic center</w:t>
+              <w:t>Protonated dimethylaminomethyl basic amine (pKa = 8.50)</w:t>
             </w:r>
           </w:p>
         </w:tc>
@@ -10803,7 +10912,7 @@
               <w:rPr>
                 <w:sz w:val="14"/>
               </w:rPr>
-              <w:t>Neutral imidazole triazene alkylator</w:t>
+              <w:t>Neutral imidazole triazene alkylator (pKa = 4.4)</w:t>
             </w:r>
           </w:p>
         </w:tc>
@@ -10900,7 +11009,7 @@
               <w:rPr>
                 <w:sz w:val="14"/>
               </w:rPr>
-              <w:t>Neutral ribonucleotide reductase inhibitor</w:t>
+              <w:t>Neutral ribonucleotide reductase inhibitor (pKa = 10.6)</w:t>
             </w:r>
           </w:p>
         </w:tc>
@@ -11094,7 +11203,7 @@
               <w:rPr>
                 <w:sz w:val="14"/>
               </w:rPr>
-              <w:t>Deprotonated dicarboxylic folinic acid chain</w:t>
+              <w:t>Deprotonated folinic dicarboxylic acid chain (pKa1=3.5, pKa2=4.6)</w:t>
             </w:r>
           </w:p>
         </w:tc>
@@ -11191,7 +11300,7 @@
               <w:rPr>
                 <w:sz w:val="14"/>
               </w:rPr>
-              <w:t>Deprotonated glutamate dicarboxylic acid</w:t>
+              <w:t>Deprotonated glutamate dicarboxylic acid (pKa1=3.6, pKa2=4.7)</w:t>
             </w:r>
           </w:p>
         </w:tc>
@@ -11288,7 +11397,7 @@
               <w:rPr>
                 <w:sz w:val="14"/>
               </w:rPr>
-              <w:t>Protonated tetrahydroisoquinoline basic amine</w:t>
+              <w:t>Protonated tetrahydroisoquinoline basic amine (pKa = 8.12)</w:t>
             </w:r>
           </w:p>
         </w:tc>
@@ -11385,7 +11494,7 @@
               <w:rPr>
                 <w:sz w:val="14"/>
               </w:rPr>
-              <w:t>Protonated piperazine nitrogen</w:t>
+              <w:t>Protonated piperazine nitrogen (pKa = 8.25)</w:t>
             </w:r>
           </w:p>
         </w:tc>
@@ -11482,7 +11591,7 @@
               <w:rPr>
                 <w:sz w:val="14"/>
               </w:rPr>
-              <w:t>Neutral ROCK2 kinase inhibitor</w:t>
+              <w:t>Neutral ROCK2 kinase inhibitor (pKa = 4.8)</w:t>
             </w:r>
           </w:p>
         </w:tc>
@@ -11579,7 +11688,7 @@
               <w:rPr>
                 <w:sz w:val="14"/>
               </w:rPr>
-              <w:t>Protonated piperazine nitrogen</w:t>
+              <w:t>Protonated piperazine basic amine (pKa = 8.35)</w:t>
             </w:r>
           </w:p>
         </w:tc>
@@ -11676,7 +11785,7 @@
               <w:rPr>
                 <w:sz w:val="14"/>
               </w:rPr>
-              <w:t>Protonated piperazine basic site</w:t>
+              <w:t>Protonated piperazine basic site (pKa = 8.40)</w:t>
             </w:r>
           </w:p>
         </w:tc>
@@ -11773,7 +11882,7 @@
               <w:rPr>
                 <w:sz w:val="14"/>
               </w:rPr>
-              <w:t>Protonated piperidine nitrogen</w:t>
+              <w:t>Protonated piperidine aliphatic nitrogen (pKa = 8.90)</w:t>
             </w:r>
           </w:p>
         </w:tc>
@@ -11932,7 +12041,7 @@
               <w:rPr>
                 <w:sz w:val="14"/>
               </w:rPr>
-              <w:t>Evaluated via GFN2-xTB tight-binding quantum chemistry at equilibrium interplanar stacking geometry (z = 3.35 Å, SCC tolerance 1.0E-5 Eh).</w:t>
+              <w:t>Evaluated via GFN2-xTB tight-binding quantum chemistry at standardized interplanar stacking geometry (z = 3.35 Å, SCC tolerance 1.0E-5 Eh).</w:t>
             </w:r>
           </w:p>
         </w:tc>
@@ -12186,12 +12295,12 @@
           <w:color w:val="004D40"/>
           <w:sz w:val="25"/>
         </w:rPr>
-        <w:t>Table S4: Multi-Start Geometric Orientation and Interfacial Interaction Energy Analysis</w:t>
+        <w:t>Table S4: Raw Electronic Component Breakdown, Multi-Start Geometric Orientations, and Deformation Strain Analysis</w:t>
       </w:r>
     </w:p>
     <w:p>
       <w:r>
-        <w:t>Quantum mechanical evaluation of interfacial interaction energies across three distinct spatial orientations on 2D g-C3N4 (0 deg parallel, +90 deg in-plane rotation, and 180 deg inverted flip) under the standardized GFN2-xTB baseline.</w:t>
+        <w:t>Detailed quantum mechanical energy decomposition for MRTX1133, 5-Fluorouracil, and Gemcitabine on 2D g-C3N4. The standardized electronic interaction energy (Delta_E_int,std = E_complex - [E_sheet + E_drug,complex]) evaluates the vertical electronic interaction at standardized fixed stacking (z = 3.35 Å) without confounding intramolecular conformational strain penalties (Delta_E_def). When evaluated relative to the fully relaxed isolated drug in vacuum (E_drug,opt), the ligand deformation penalty (Delta_E_def = E_drug,complex - E_drug,opt = +34.65 kcal/mol for MRTX1133) explains the transition from Delta_E_int,std = -35.03 kcal/mol to Delta_E_ads,rel = -0.38 kcal/mol.</w:t>
       </w:r>
     </w:p>
     <w:tbl>
@@ -12201,17 +12310,19 @@
         <w:tblLook w:firstColumn="1" w:firstRow="1" w:lastColumn="0" w:lastRow="0" w:noHBand="0" w:noVBand="1" w:val="04A0"/>
       </w:tblPr>
       <w:tblGrid>
-        <w:gridCol w:w="1656"/>
-        <w:gridCol w:w="1656"/>
-        <w:gridCol w:w="1656"/>
-        <w:gridCol w:w="1656"/>
-        <w:gridCol w:w="1656"/>
-        <w:gridCol w:w="1656"/>
+        <w:gridCol w:w="1242"/>
+        <w:gridCol w:w="1242"/>
+        <w:gridCol w:w="1242"/>
+        <w:gridCol w:w="1242"/>
+        <w:gridCol w:w="1242"/>
+        <w:gridCol w:w="1242"/>
+        <w:gridCol w:w="1242"/>
+        <w:gridCol w:w="1242"/>
       </w:tblGrid>
       <w:tr>
         <w:tc>
           <w:tcPr>
-            <w:tcW w:type="dxa" w:w="1656"/>
+            <w:tcW w:type="dxa" w:w="1242"/>
             <w:shd w:fill="004D40"/>
             <w:tcMar>
               <w:top w:w="35" w:type="dxa"/>
@@ -12227,13 +12338,13 @@
                 <w:color w:val="FFFFFF"/>
                 <w:sz w:val="15"/>
               </w:rPr>
-              <w:t>Therapeutic</w:t>
-            </w:r>
-          </w:p>
-        </w:tc>
-        <w:tc>
-          <w:tcPr>
-            <w:tcW w:type="dxa" w:w="1656"/>
+              <w:t>Compound</w:t>
+            </w:r>
+          </w:p>
+        </w:tc>
+        <w:tc>
+          <w:tcPr>
+            <w:tcW w:type="dxa" w:w="1242"/>
             <w:shd w:fill="004D40"/>
             <w:tcMar>
               <w:top w:w="35" w:type="dxa"/>
@@ -12249,13 +12360,13 @@
                 <w:color w:val="FFFFFF"/>
                 <w:sz w:val="15"/>
               </w:rPr>
-              <w:t>Orientation Mode</w:t>
-            </w:r>
-          </w:p>
-        </w:tc>
-        <w:tc>
-          <w:tcPr>
-            <w:tcW w:type="dxa" w:w="1656"/>
+              <w:t>Computational Protocol / Run</w:t>
+            </w:r>
+          </w:p>
+        </w:tc>
+        <w:tc>
+          <w:tcPr>
+            <w:tcW w:type="dxa" w:w="1242"/>
             <w:shd w:fill="004D40"/>
             <w:tcMar>
               <w:top w:w="35" w:type="dxa"/>
@@ -12277,7 +12388,7 @@
         </w:tc>
         <w:tc>
           <w:tcPr>
-            <w:tcW w:type="dxa" w:w="1656"/>
+            <w:tcW w:type="dxa" w:w="1242"/>
             <w:shd w:fill="004D40"/>
             <w:tcMar>
               <w:top w:w="35" w:type="dxa"/>
@@ -12293,13 +12404,13 @@
                 <w:color w:val="FFFFFF"/>
                 <w:sz w:val="15"/>
               </w:rPr>
-              <w:t>E_carrier (Eh)</w:t>
-            </w:r>
-          </w:p>
-        </w:tc>
-        <w:tc>
-          <w:tcPr>
-            <w:tcW w:type="dxa" w:w="1656"/>
+              <w:t>E_sheet (Eh)</w:t>
+            </w:r>
+          </w:p>
+        </w:tc>
+        <w:tc>
+          <w:tcPr>
+            <w:tcW w:type="dxa" w:w="1242"/>
             <w:shd w:fill="004D40"/>
             <w:tcMar>
               <w:top w:w="35" w:type="dxa"/>
@@ -12321,7 +12432,7 @@
         </w:tc>
         <w:tc>
           <w:tcPr>
-            <w:tcW w:type="dxa" w:w="1656"/>
+            <w:tcW w:type="dxa" w:w="1242"/>
             <w:shd w:fill="004D40"/>
             <w:tcMar>
               <w:top w:w="35" w:type="dxa"/>
@@ -12337,7 +12448,51 @@
                 <w:color w:val="FFFFFF"/>
                 <w:sz w:val="15"/>
               </w:rPr>
+              <w:t>Delta_E_def (kcal/mol)</w:t>
+            </w:r>
+          </w:p>
+        </w:tc>
+        <w:tc>
+          <w:tcPr>
+            <w:tcW w:type="dxa" w:w="1242"/>
+            <w:shd w:fill="004D40"/>
+            <w:tcMar>
+              <w:top w:w="35" w:type="dxa"/>
+              <w:bottom w:w="35" w:type="dxa"/>
+              <w:left w:w="45" w:type="dxa"/>
+              <w:right w:w="45" w:type="dxa"/>
+            </w:tcMar>
+          </w:tcPr>
+          <w:p>
+            <w:r>
+              <w:rPr>
+                <w:b/>
+                <w:color w:val="FFFFFF"/>
+                <w:sz w:val="15"/>
+              </w:rPr>
               <w:t>Delta_E_int (kcal/mol)</w:t>
+            </w:r>
+          </w:p>
+        </w:tc>
+        <w:tc>
+          <w:tcPr>
+            <w:tcW w:type="dxa" w:w="1242"/>
+            <w:shd w:fill="004D40"/>
+            <w:tcMar>
+              <w:top w:w="35" w:type="dxa"/>
+              <w:bottom w:w="35" w:type="dxa"/>
+              <w:left w:w="45" w:type="dxa"/>
+              <w:right w:w="45" w:type="dxa"/>
+            </w:tcMar>
+          </w:tcPr>
+          <w:p>
+            <w:r>
+              <w:rPr>
+                <w:b/>
+                <w:color w:val="FFFFFF"/>
+                <w:sz w:val="15"/>
+              </w:rPr>
+              <w:t>Physical Description</w:t>
             </w:r>
           </w:p>
         </w:tc>
@@ -12345,64 +12500,64 @@
       <w:tr>
         <w:tc>
           <w:tcPr>
-            <w:tcW w:type="dxa" w:w="1656"/>
-            <w:tcMar>
-              <w:top w:w="25" w:type="dxa"/>
-              <w:bottom w:w="25" w:type="dxa"/>
-              <w:left w:w="35" w:type="dxa"/>
-              <w:right w:w="35" w:type="dxa"/>
-            </w:tcMar>
-          </w:tcPr>
-          <w:p>
-            <w:r>
-              <w:rPr>
-                <w:sz w:val="14"/>
-              </w:rPr>
-              <w:t>5-Fluorouracil</w:t>
-            </w:r>
-          </w:p>
-        </w:tc>
-        <w:tc>
-          <w:tcPr>
-            <w:tcW w:type="dxa" w:w="1656"/>
-            <w:tcMar>
-              <w:top w:w="25" w:type="dxa"/>
-              <w:bottom w:w="25" w:type="dxa"/>
-              <w:left w:w="35" w:type="dxa"/>
-              <w:right w:w="35" w:type="dxa"/>
-            </w:tcMar>
-          </w:tcPr>
-          <w:p>
-            <w:r>
-              <w:rPr>
-                <w:sz w:val="14"/>
-              </w:rPr>
-              <w:t>0 deg (Parallel Stacking)</w:t>
-            </w:r>
-          </w:p>
-        </w:tc>
-        <w:tc>
-          <w:tcPr>
-            <w:tcW w:type="dxa" w:w="1656"/>
-            <w:tcMar>
-              <w:top w:w="25" w:type="dxa"/>
-              <w:bottom w:w="25" w:type="dxa"/>
-              <w:left w:w="35" w:type="dxa"/>
-              <w:right w:w="35" w:type="dxa"/>
-            </w:tcMar>
-          </w:tcPr>
-          <w:p>
-            <w:r>
-              <w:rPr>
-                <w:sz w:val="14"/>
-              </w:rPr>
-              <w:t>-136.600840</w:t>
-            </w:r>
-          </w:p>
-        </w:tc>
-        <w:tc>
-          <w:tcPr>
-            <w:tcW w:type="dxa" w:w="1656"/>
+            <w:tcW w:type="dxa" w:w="1242"/>
+            <w:tcMar>
+              <w:top w:w="25" w:type="dxa"/>
+              <w:bottom w:w="25" w:type="dxa"/>
+              <w:left w:w="35" w:type="dxa"/>
+              <w:right w:w="35" w:type="dxa"/>
+            </w:tcMar>
+          </w:tcPr>
+          <w:p>
+            <w:r>
+              <w:rPr>
+                <w:sz w:val="14"/>
+              </w:rPr>
+              <w:t>MRTX1133</w:t>
+            </w:r>
+          </w:p>
+        </w:tc>
+        <w:tc>
+          <w:tcPr>
+            <w:tcW w:type="dxa" w:w="1242"/>
+            <w:tcMar>
+              <w:top w:w="25" w:type="dxa"/>
+              <w:bottom w:w="25" w:type="dxa"/>
+              <w:left w:w="35" w:type="dxa"/>
+              <w:right w:w="35" w:type="dxa"/>
+            </w:tcMar>
+          </w:tcPr>
+          <w:p>
+            <w:r>
+              <w:rPr>
+                <w:sz w:val="14"/>
+              </w:rPr>
+              <w:t>Master Protocol (Standardized Rigid Interaction, Delta_E_int,std)</w:t>
+            </w:r>
+          </w:p>
+        </w:tc>
+        <w:tc>
+          <w:tcPr>
+            <w:tcW w:type="dxa" w:w="1242"/>
+            <w:tcMar>
+              <w:top w:w="25" w:type="dxa"/>
+              <w:bottom w:w="25" w:type="dxa"/>
+              <w:left w:w="35" w:type="dxa"/>
+              <w:right w:w="35" w:type="dxa"/>
+            </w:tcMar>
+          </w:tcPr>
+          <w:p>
+            <w:r>
+              <w:rPr>
+                <w:sz w:val="14"/>
+              </w:rPr>
+              <w:t>-234.173301</w:t>
+            </w:r>
+          </w:p>
+        </w:tc>
+        <w:tc>
+          <w:tcPr>
+            <w:tcW w:type="dxa" w:w="1242"/>
             <w:tcMar>
               <w:top w:w="25" w:type="dxa"/>
               <w:bottom w:w="25" w:type="dxa"/>
@@ -12421,39 +12576,77 @@
         </w:tc>
         <w:tc>
           <w:tcPr>
-            <w:tcW w:type="dxa" w:w="1656"/>
-            <w:tcMar>
-              <w:top w:w="25" w:type="dxa"/>
-              <w:bottom w:w="25" w:type="dxa"/>
-              <w:left w:w="35" w:type="dxa"/>
-              <w:right w:w="35" w:type="dxa"/>
-            </w:tcMar>
-          </w:tcPr>
-          <w:p>
-            <w:r>
-              <w:rPr>
-                <w:sz w:val="14"/>
-              </w:rPr>
-              <w:t>-28.830591</w:t>
-            </w:r>
-          </w:p>
-        </w:tc>
-        <w:tc>
-          <w:tcPr>
-            <w:tcW w:type="dxa" w:w="1656"/>
-            <w:tcMar>
-              <w:top w:w="25" w:type="dxa"/>
-              <w:bottom w:w="25" w:type="dxa"/>
-              <w:left w:w="35" w:type="dxa"/>
-              <w:right w:w="35" w:type="dxa"/>
-            </w:tcMar>
-          </w:tcPr>
-          <w:p>
-            <w:r>
-              <w:rPr>
-                <w:sz w:val="14"/>
-              </w:rPr>
-              <w:t>-3.07</w:t>
+            <w:tcW w:type="dxa" w:w="1242"/>
+            <w:tcMar>
+              <w:top w:w="25" w:type="dxa"/>
+              <w:bottom w:w="25" w:type="dxa"/>
+              <w:left w:w="35" w:type="dxa"/>
+              <w:right w:w="35" w:type="dxa"/>
+            </w:tcMar>
+          </w:tcPr>
+          <w:p>
+            <w:r>
+              <w:rPr>
+                <w:sz w:val="14"/>
+              </w:rPr>
+              <w:t>-126.352121</w:t>
+            </w:r>
+          </w:p>
+        </w:tc>
+        <w:tc>
+          <w:tcPr>
+            <w:tcW w:type="dxa" w:w="1242"/>
+            <w:tcMar>
+              <w:top w:w="25" w:type="dxa"/>
+              <w:bottom w:w="25" w:type="dxa"/>
+              <w:left w:w="35" w:type="dxa"/>
+              <w:right w:w="35" w:type="dxa"/>
+            </w:tcMar>
+          </w:tcPr>
+          <w:p>
+            <w:r>
+              <w:rPr>
+                <w:sz w:val="14"/>
+              </w:rPr>
+              <w:t>+0.00</w:t>
+            </w:r>
+          </w:p>
+        </w:tc>
+        <w:tc>
+          <w:tcPr>
+            <w:tcW w:type="dxa" w:w="1242"/>
+            <w:tcMar>
+              <w:top w:w="25" w:type="dxa"/>
+              <w:bottom w:w="25" w:type="dxa"/>
+              <w:left w:w="35" w:type="dxa"/>
+              <w:right w:w="35" w:type="dxa"/>
+            </w:tcMar>
+          </w:tcPr>
+          <w:p>
+            <w:r>
+              <w:rPr>
+                <w:sz w:val="14"/>
+              </w:rPr>
+              <w:t>-35.03</w:t>
+            </w:r>
+          </w:p>
+        </w:tc>
+        <w:tc>
+          <w:tcPr>
+            <w:tcW w:type="dxa" w:w="1242"/>
+            <w:tcMar>
+              <w:top w:w="25" w:type="dxa"/>
+              <w:bottom w:w="25" w:type="dxa"/>
+              <w:left w:w="35" w:type="dxa"/>
+              <w:right w:w="35" w:type="dxa"/>
+            </w:tcMar>
+          </w:tcPr>
+          <w:p>
+            <w:r>
+              <w:rPr>
+                <w:sz w:val="14"/>
+              </w:rPr>
+              <w:t>Pure vertical donor-acceptor electronic stabilization</w:t>
             </w:r>
           </w:p>
         </w:tc>
@@ -12461,64 +12654,64 @@
       <w:tr>
         <w:tc>
           <w:tcPr>
-            <w:tcW w:type="dxa" w:w="1656"/>
-            <w:tcMar>
-              <w:top w:w="25" w:type="dxa"/>
-              <w:bottom w:w="25" w:type="dxa"/>
-              <w:left w:w="35" w:type="dxa"/>
-              <w:right w:w="35" w:type="dxa"/>
-            </w:tcMar>
-          </w:tcPr>
-          <w:p>
-            <w:r>
-              <w:rPr>
-                <w:sz w:val="14"/>
-              </w:rPr>
-              <w:t>5-Fluorouracil</w:t>
-            </w:r>
-          </w:p>
-        </w:tc>
-        <w:tc>
-          <w:tcPr>
-            <w:tcW w:type="dxa" w:w="1656"/>
-            <w:tcMar>
-              <w:top w:w="25" w:type="dxa"/>
-              <w:bottom w:w="25" w:type="dxa"/>
-              <w:left w:w="35" w:type="dxa"/>
-              <w:right w:w="35" w:type="dxa"/>
-            </w:tcMar>
-          </w:tcPr>
-          <w:p>
-            <w:r>
-              <w:rPr>
-                <w:sz w:val="14"/>
-              </w:rPr>
-              <w:t>+90 deg (In-Plane Rotated)</w:t>
-            </w:r>
-          </w:p>
-        </w:tc>
-        <w:tc>
-          <w:tcPr>
-            <w:tcW w:type="dxa" w:w="1656"/>
-            <w:tcMar>
-              <w:top w:w="25" w:type="dxa"/>
-              <w:bottom w:w="25" w:type="dxa"/>
-              <w:left w:w="35" w:type="dxa"/>
-              <w:right w:w="35" w:type="dxa"/>
-            </w:tcMar>
-          </w:tcPr>
-          <w:p>
-            <w:r>
-              <w:rPr>
-                <w:sz w:val="14"/>
-              </w:rPr>
-              <w:t>-136.614861</w:t>
-            </w:r>
-          </w:p>
-        </w:tc>
-        <w:tc>
-          <w:tcPr>
-            <w:tcW w:type="dxa" w:w="1656"/>
+            <w:tcW w:type="dxa" w:w="1242"/>
+            <w:tcMar>
+              <w:top w:w="25" w:type="dxa"/>
+              <w:bottom w:w="25" w:type="dxa"/>
+              <w:left w:w="35" w:type="dxa"/>
+              <w:right w:w="35" w:type="dxa"/>
+            </w:tcMar>
+          </w:tcPr>
+          <w:p>
+            <w:r>
+              <w:rPr>
+                <w:sz w:val="14"/>
+              </w:rPr>
+              <w:t>MRTX1133</w:t>
+            </w:r>
+          </w:p>
+        </w:tc>
+        <w:tc>
+          <w:tcPr>
+            <w:tcW w:type="dxa" w:w="1242"/>
+            <w:tcMar>
+              <w:top w:w="25" w:type="dxa"/>
+              <w:bottom w:w="25" w:type="dxa"/>
+              <w:left w:w="35" w:type="dxa"/>
+              <w:right w:w="35" w:type="dxa"/>
+            </w:tcMar>
+          </w:tcPr>
+          <w:p>
+            <w:r>
+              <w:rPr>
+                <w:sz w:val="14"/>
+              </w:rPr>
+              <w:t>Multi-start 0 deg (Relaxed relative to isolated gas-phase minimum)</w:t>
+            </w:r>
+          </w:p>
+        </w:tc>
+        <w:tc>
+          <w:tcPr>
+            <w:tcW w:type="dxa" w:w="1242"/>
+            <w:tcMar>
+              <w:top w:w="25" w:type="dxa"/>
+              <w:bottom w:w="25" w:type="dxa"/>
+              <w:left w:w="35" w:type="dxa"/>
+              <w:right w:w="35" w:type="dxa"/>
+            </w:tcMar>
+          </w:tcPr>
+          <w:p>
+            <w:r>
+              <w:rPr>
+                <w:sz w:val="14"/>
+              </w:rPr>
+              <w:t>-234.173301</w:t>
+            </w:r>
+          </w:p>
+        </w:tc>
+        <w:tc>
+          <w:tcPr>
+            <w:tcW w:type="dxa" w:w="1242"/>
             <w:tcMar>
               <w:top w:w="25" w:type="dxa"/>
               <w:bottom w:w="25" w:type="dxa"/>
@@ -12537,39 +12730,77 @@
         </w:tc>
         <w:tc>
           <w:tcPr>
-            <w:tcW w:type="dxa" w:w="1656"/>
-            <w:tcMar>
-              <w:top w:w="25" w:type="dxa"/>
-              <w:bottom w:w="25" w:type="dxa"/>
-              <w:left w:w="35" w:type="dxa"/>
-              <w:right w:w="35" w:type="dxa"/>
-            </w:tcMar>
-          </w:tcPr>
-          <w:p>
-            <w:r>
-              <w:rPr>
-                <w:sz w:val="14"/>
-              </w:rPr>
-              <w:t>-28.830591</w:t>
-            </w:r>
-          </w:p>
-        </w:tc>
-        <w:tc>
-          <w:tcPr>
-            <w:tcW w:type="dxa" w:w="1656"/>
-            <w:tcMar>
-              <w:top w:w="25" w:type="dxa"/>
-              <w:bottom w:w="25" w:type="dxa"/>
-              <w:left w:w="35" w:type="dxa"/>
-              <w:right w:w="35" w:type="dxa"/>
-            </w:tcMar>
-          </w:tcPr>
-          <w:p>
-            <w:r>
-              <w:rPr>
-                <w:sz w:val="14"/>
-              </w:rPr>
-              <w:t>-11.87</w:t>
+            <w:tcW w:type="dxa" w:w="1242"/>
+            <w:tcMar>
+              <w:top w:w="25" w:type="dxa"/>
+              <w:bottom w:w="25" w:type="dxa"/>
+              <w:left w:w="35" w:type="dxa"/>
+              <w:right w:w="35" w:type="dxa"/>
+            </w:tcMar>
+          </w:tcPr>
+          <w:p>
+            <w:r>
+              <w:rPr>
+                <w:sz w:val="14"/>
+              </w:rPr>
+              <w:t>-126.407348</w:t>
+            </w:r>
+          </w:p>
+        </w:tc>
+        <w:tc>
+          <w:tcPr>
+            <w:tcW w:type="dxa" w:w="1242"/>
+            <w:tcMar>
+              <w:top w:w="25" w:type="dxa"/>
+              <w:bottom w:w="25" w:type="dxa"/>
+              <w:left w:w="35" w:type="dxa"/>
+              <w:right w:w="35" w:type="dxa"/>
+            </w:tcMar>
+          </w:tcPr>
+          <w:p>
+            <w:r>
+              <w:rPr>
+                <w:sz w:val="14"/>
+              </w:rPr>
+              <w:t>+34.65</w:t>
+            </w:r>
+          </w:p>
+        </w:tc>
+        <w:tc>
+          <w:tcPr>
+            <w:tcW w:type="dxa" w:w="1242"/>
+            <w:tcMar>
+              <w:top w:w="25" w:type="dxa"/>
+              <w:bottom w:w="25" w:type="dxa"/>
+              <w:left w:w="35" w:type="dxa"/>
+              <w:right w:w="35" w:type="dxa"/>
+            </w:tcMar>
+          </w:tcPr>
+          <w:p>
+            <w:r>
+              <w:rPr>
+                <w:sz w:val="14"/>
+              </w:rPr>
+              <w:t>-0.38</w:t>
+            </w:r>
+          </w:p>
+        </w:tc>
+        <w:tc>
+          <w:tcPr>
+            <w:tcW w:type="dxa" w:w="1242"/>
+            <w:tcMar>
+              <w:top w:w="25" w:type="dxa"/>
+              <w:bottom w:w="25" w:type="dxa"/>
+              <w:left w:w="35" w:type="dxa"/>
+              <w:right w:w="35" w:type="dxa"/>
+            </w:tcMar>
+          </w:tcPr>
+          <w:p>
+            <w:r>
+              <w:rPr>
+                <w:sz w:val="14"/>
+              </w:rPr>
+              <w:t>Includes +34.65 kcal/mol internal ligand deformation penalty</w:t>
             </w:r>
           </w:p>
         </w:tc>
@@ -12577,64 +12808,64 @@
       <w:tr>
         <w:tc>
           <w:tcPr>
-            <w:tcW w:type="dxa" w:w="1656"/>
-            <w:tcMar>
-              <w:top w:w="25" w:type="dxa"/>
-              <w:bottom w:w="25" w:type="dxa"/>
-              <w:left w:w="35" w:type="dxa"/>
-              <w:right w:w="35" w:type="dxa"/>
-            </w:tcMar>
-          </w:tcPr>
-          <w:p>
-            <w:r>
-              <w:rPr>
-                <w:sz w:val="14"/>
-              </w:rPr>
-              <w:t>5-Fluorouracil</w:t>
-            </w:r>
-          </w:p>
-        </w:tc>
-        <w:tc>
-          <w:tcPr>
-            <w:tcW w:type="dxa" w:w="1656"/>
-            <w:tcMar>
-              <w:top w:w="25" w:type="dxa"/>
-              <w:bottom w:w="25" w:type="dxa"/>
-              <w:left w:w="35" w:type="dxa"/>
-              <w:right w:w="35" w:type="dxa"/>
-            </w:tcMar>
-          </w:tcPr>
-          <w:p>
-            <w:r>
-              <w:rPr>
-                <w:sz w:val="14"/>
-              </w:rPr>
-              <w:t>180 deg (Inverted Flip)</w:t>
-            </w:r>
-          </w:p>
-        </w:tc>
-        <w:tc>
-          <w:tcPr>
-            <w:tcW w:type="dxa" w:w="1656"/>
-            <w:tcMar>
-              <w:top w:w="25" w:type="dxa"/>
-              <w:bottom w:w="25" w:type="dxa"/>
-              <w:left w:w="35" w:type="dxa"/>
-              <w:right w:w="35" w:type="dxa"/>
-            </w:tcMar>
-          </w:tcPr>
-          <w:p>
-            <w:r>
-              <w:rPr>
-                <w:sz w:val="14"/>
-              </w:rPr>
-              <w:t>-136.608224</w:t>
-            </w:r>
-          </w:p>
-        </w:tc>
-        <w:tc>
-          <w:tcPr>
-            <w:tcW w:type="dxa" w:w="1656"/>
+            <w:tcW w:type="dxa" w:w="1242"/>
+            <w:tcMar>
+              <w:top w:w="25" w:type="dxa"/>
+              <w:bottom w:w="25" w:type="dxa"/>
+              <w:left w:w="35" w:type="dxa"/>
+              <w:right w:w="35" w:type="dxa"/>
+            </w:tcMar>
+          </w:tcPr>
+          <w:p>
+            <w:r>
+              <w:rPr>
+                <w:sz w:val="14"/>
+              </w:rPr>
+              <w:t>MRTX1133</w:t>
+            </w:r>
+          </w:p>
+        </w:tc>
+        <w:tc>
+          <w:tcPr>
+            <w:tcW w:type="dxa" w:w="1242"/>
+            <w:tcMar>
+              <w:top w:w="25" w:type="dxa"/>
+              <w:bottom w:w="25" w:type="dxa"/>
+              <w:left w:w="35" w:type="dxa"/>
+              <w:right w:w="35" w:type="dxa"/>
+            </w:tcMar>
+          </w:tcPr>
+          <w:p>
+            <w:r>
+              <w:rPr>
+                <w:sz w:val="14"/>
+              </w:rPr>
+              <w:t>Multi-start +90 deg (In-plane rotated)</w:t>
+            </w:r>
+          </w:p>
+        </w:tc>
+        <w:tc>
+          <w:tcPr>
+            <w:tcW w:type="dxa" w:w="1242"/>
+            <w:tcMar>
+              <w:top w:w="25" w:type="dxa"/>
+              <w:bottom w:w="25" w:type="dxa"/>
+              <w:left w:w="35" w:type="dxa"/>
+              <w:right w:w="35" w:type="dxa"/>
+            </w:tcMar>
+          </w:tcPr>
+          <w:p>
+            <w:r>
+              <w:rPr>
+                <w:sz w:val="14"/>
+              </w:rPr>
+              <w:t>-234.174179</w:t>
+            </w:r>
+          </w:p>
+        </w:tc>
+        <w:tc>
+          <w:tcPr>
+            <w:tcW w:type="dxa" w:w="1242"/>
             <w:tcMar>
               <w:top w:w="25" w:type="dxa"/>
               <w:bottom w:w="25" w:type="dxa"/>
@@ -12653,39 +12884,77 @@
         </w:tc>
         <w:tc>
           <w:tcPr>
-            <w:tcW w:type="dxa" w:w="1656"/>
-            <w:tcMar>
-              <w:top w:w="25" w:type="dxa"/>
-              <w:bottom w:w="25" w:type="dxa"/>
-              <w:left w:w="35" w:type="dxa"/>
-              <w:right w:w="35" w:type="dxa"/>
-            </w:tcMar>
-          </w:tcPr>
-          <w:p>
-            <w:r>
-              <w:rPr>
-                <w:sz w:val="14"/>
-              </w:rPr>
-              <w:t>-28.830591</w:t>
-            </w:r>
-          </w:p>
-        </w:tc>
-        <w:tc>
-          <w:tcPr>
-            <w:tcW w:type="dxa" w:w="1656"/>
-            <w:tcMar>
-              <w:top w:w="25" w:type="dxa"/>
-              <w:bottom w:w="25" w:type="dxa"/>
-              <w:left w:w="35" w:type="dxa"/>
-              <w:right w:w="35" w:type="dxa"/>
-            </w:tcMar>
-          </w:tcPr>
-          <w:p>
-            <w:r>
-              <w:rPr>
-                <w:sz w:val="14"/>
-              </w:rPr>
-              <w:t>-7.71</w:t>
+            <w:tcW w:type="dxa" w:w="1242"/>
+            <w:tcMar>
+              <w:top w:w="25" w:type="dxa"/>
+              <w:bottom w:w="25" w:type="dxa"/>
+              <w:left w:w="35" w:type="dxa"/>
+              <w:right w:w="35" w:type="dxa"/>
+            </w:tcMar>
+          </w:tcPr>
+          <w:p>
+            <w:r>
+              <w:rPr>
+                <w:sz w:val="14"/>
+              </w:rPr>
+              <w:t>-126.407348</w:t>
+            </w:r>
+          </w:p>
+        </w:tc>
+        <w:tc>
+          <w:tcPr>
+            <w:tcW w:type="dxa" w:w="1242"/>
+            <w:tcMar>
+              <w:top w:w="25" w:type="dxa"/>
+              <w:bottom w:w="25" w:type="dxa"/>
+              <w:left w:w="35" w:type="dxa"/>
+              <w:right w:w="35" w:type="dxa"/>
+            </w:tcMar>
+          </w:tcPr>
+          <w:p>
+            <w:r>
+              <w:rPr>
+                <w:sz w:val="14"/>
+              </w:rPr>
+              <w:t>+34.65</w:t>
+            </w:r>
+          </w:p>
+        </w:tc>
+        <w:tc>
+          <w:tcPr>
+            <w:tcW w:type="dxa" w:w="1242"/>
+            <w:tcMar>
+              <w:top w:w="25" w:type="dxa"/>
+              <w:bottom w:w="25" w:type="dxa"/>
+              <w:left w:w="35" w:type="dxa"/>
+              <w:right w:w="35" w:type="dxa"/>
+            </w:tcMar>
+          </w:tcPr>
+          <w:p>
+            <w:r>
+              <w:rPr>
+                <w:sz w:val="14"/>
+              </w:rPr>
+              <w:t>-0.93</w:t>
+            </w:r>
+          </w:p>
+        </w:tc>
+        <w:tc>
+          <w:tcPr>
+            <w:tcW w:type="dxa" w:w="1242"/>
+            <w:tcMar>
+              <w:top w:w="25" w:type="dxa"/>
+              <w:bottom w:w="25" w:type="dxa"/>
+              <w:left w:w="35" w:type="dxa"/>
+              <w:right w:w="35" w:type="dxa"/>
+            </w:tcMar>
+          </w:tcPr>
+          <w:p>
+            <w:r>
+              <w:rPr>
+                <w:sz w:val="14"/>
+              </w:rPr>
+              <w:t>Rotated relative to heptazine triangular pore</w:t>
             </w:r>
           </w:p>
         </w:tc>
@@ -12693,64 +12962,64 @@
       <w:tr>
         <w:tc>
           <w:tcPr>
-            <w:tcW w:type="dxa" w:w="1656"/>
-            <w:tcMar>
-              <w:top w:w="25" w:type="dxa"/>
-              <w:bottom w:w="25" w:type="dxa"/>
-              <w:left w:w="35" w:type="dxa"/>
-              <w:right w:w="35" w:type="dxa"/>
-            </w:tcMar>
-          </w:tcPr>
-          <w:p>
-            <w:r>
-              <w:rPr>
-                <w:sz w:val="14"/>
-              </w:rPr>
-              <w:t>Gemcitabine</w:t>
-            </w:r>
-          </w:p>
-        </w:tc>
-        <w:tc>
-          <w:tcPr>
-            <w:tcW w:type="dxa" w:w="1656"/>
-            <w:tcMar>
-              <w:top w:w="25" w:type="dxa"/>
-              <w:bottom w:w="25" w:type="dxa"/>
-              <w:left w:w="35" w:type="dxa"/>
-              <w:right w:w="35" w:type="dxa"/>
-            </w:tcMar>
-          </w:tcPr>
-          <w:p>
-            <w:r>
-              <w:rPr>
-                <w:sz w:val="14"/>
-              </w:rPr>
-              <w:t>0 deg (Parallel Stacking)</w:t>
-            </w:r>
-          </w:p>
-        </w:tc>
-        <w:tc>
-          <w:tcPr>
-            <w:tcW w:type="dxa" w:w="1656"/>
-            <w:tcMar>
-              <w:top w:w="25" w:type="dxa"/>
-              <w:bottom w:w="25" w:type="dxa"/>
-              <w:left w:w="35" w:type="dxa"/>
-              <w:right w:w="35" w:type="dxa"/>
-            </w:tcMar>
-          </w:tcPr>
-          <w:p>
-            <w:r>
-              <w:rPr>
-                <w:sz w:val="14"/>
-              </w:rPr>
-              <w:t>-167.189596</w:t>
-            </w:r>
-          </w:p>
-        </w:tc>
-        <w:tc>
-          <w:tcPr>
-            <w:tcW w:type="dxa" w:w="1656"/>
+            <w:tcW w:type="dxa" w:w="1242"/>
+            <w:tcMar>
+              <w:top w:w="25" w:type="dxa"/>
+              <w:bottom w:w="25" w:type="dxa"/>
+              <w:left w:w="35" w:type="dxa"/>
+              <w:right w:w="35" w:type="dxa"/>
+            </w:tcMar>
+          </w:tcPr>
+          <w:p>
+            <w:r>
+              <w:rPr>
+                <w:sz w:val="14"/>
+              </w:rPr>
+              <w:t>MRTX1133</w:t>
+            </w:r>
+          </w:p>
+        </w:tc>
+        <w:tc>
+          <w:tcPr>
+            <w:tcW w:type="dxa" w:w="1242"/>
+            <w:tcMar>
+              <w:top w:w="25" w:type="dxa"/>
+              <w:bottom w:w="25" w:type="dxa"/>
+              <w:left w:w="35" w:type="dxa"/>
+              <w:right w:w="35" w:type="dxa"/>
+            </w:tcMar>
+          </w:tcPr>
+          <w:p>
+            <w:r>
+              <w:rPr>
+                <w:sz w:val="14"/>
+              </w:rPr>
+              <w:t>Multi-start 180 deg (Inverted flip)</w:t>
+            </w:r>
+          </w:p>
+        </w:tc>
+        <w:tc>
+          <w:tcPr>
+            <w:tcW w:type="dxa" w:w="1242"/>
+            <w:tcMar>
+              <w:top w:w="25" w:type="dxa"/>
+              <w:bottom w:w="25" w:type="dxa"/>
+              <w:left w:w="35" w:type="dxa"/>
+              <w:right w:w="35" w:type="dxa"/>
+            </w:tcMar>
+          </w:tcPr>
+          <w:p>
+            <w:r>
+              <w:rPr>
+                <w:sz w:val="14"/>
+              </w:rPr>
+              <w:t>-234.180646</w:t>
+            </w:r>
+          </w:p>
+        </w:tc>
+        <w:tc>
+          <w:tcPr>
+            <w:tcW w:type="dxa" w:w="1242"/>
             <w:tcMar>
               <w:top w:w="25" w:type="dxa"/>
               <w:bottom w:w="25" w:type="dxa"/>
@@ -12769,39 +13038,77 @@
         </w:tc>
         <w:tc>
           <w:tcPr>
-            <w:tcW w:type="dxa" w:w="1656"/>
-            <w:tcMar>
-              <w:top w:w="25" w:type="dxa"/>
-              <w:bottom w:w="25" w:type="dxa"/>
-              <w:left w:w="35" w:type="dxa"/>
-              <w:right w:w="35" w:type="dxa"/>
-            </w:tcMar>
-          </w:tcPr>
-          <w:p>
-            <w:r>
-              <w:rPr>
-                <w:sz w:val="14"/>
-              </w:rPr>
-              <w:t>-59.419515</w:t>
-            </w:r>
-          </w:p>
-        </w:tc>
-        <w:tc>
-          <w:tcPr>
-            <w:tcW w:type="dxa" w:w="1656"/>
-            <w:tcMar>
-              <w:top w:w="25" w:type="dxa"/>
-              <w:bottom w:w="25" w:type="dxa"/>
-              <w:left w:w="35" w:type="dxa"/>
-              <w:right w:w="35" w:type="dxa"/>
-            </w:tcMar>
-          </w:tcPr>
-          <w:p>
-            <w:r>
-              <w:rPr>
-                <w:sz w:val="14"/>
-              </w:rPr>
-              <w:t>-2.97</w:t>
+            <w:tcW w:type="dxa" w:w="1242"/>
+            <w:tcMar>
+              <w:top w:w="25" w:type="dxa"/>
+              <w:bottom w:w="25" w:type="dxa"/>
+              <w:left w:w="35" w:type="dxa"/>
+              <w:right w:w="35" w:type="dxa"/>
+            </w:tcMar>
+          </w:tcPr>
+          <w:p>
+            <w:r>
+              <w:rPr>
+                <w:sz w:val="14"/>
+              </w:rPr>
+              <w:t>-126.407348</w:t>
+            </w:r>
+          </w:p>
+        </w:tc>
+        <w:tc>
+          <w:tcPr>
+            <w:tcW w:type="dxa" w:w="1242"/>
+            <w:tcMar>
+              <w:top w:w="25" w:type="dxa"/>
+              <w:bottom w:w="25" w:type="dxa"/>
+              <w:left w:w="35" w:type="dxa"/>
+              <w:right w:w="35" w:type="dxa"/>
+            </w:tcMar>
+          </w:tcPr>
+          <w:p>
+            <w:r>
+              <w:rPr>
+                <w:sz w:val="14"/>
+              </w:rPr>
+              <w:t>+34.65</w:t>
+            </w:r>
+          </w:p>
+        </w:tc>
+        <w:tc>
+          <w:tcPr>
+            <w:tcW w:type="dxa" w:w="1242"/>
+            <w:tcMar>
+              <w:top w:w="25" w:type="dxa"/>
+              <w:bottom w:w="25" w:type="dxa"/>
+              <w:left w:w="35" w:type="dxa"/>
+              <w:right w:w="35" w:type="dxa"/>
+            </w:tcMar>
+          </w:tcPr>
+          <w:p>
+            <w:r>
+              <w:rPr>
+                <w:sz w:val="14"/>
+              </w:rPr>
+              <w:t>-4.99</w:t>
+            </w:r>
+          </w:p>
+        </w:tc>
+        <w:tc>
+          <w:tcPr>
+            <w:tcW w:type="dxa" w:w="1242"/>
+            <w:tcMar>
+              <w:top w:w="25" w:type="dxa"/>
+              <w:bottom w:w="25" w:type="dxa"/>
+              <w:left w:w="35" w:type="dxa"/>
+              <w:right w:w="35" w:type="dxa"/>
+            </w:tcMar>
+          </w:tcPr>
+          <w:p>
+            <w:r>
+              <w:rPr>
+                <w:sz w:val="14"/>
+              </w:rPr>
+              <w:t>Pyrrolopyrimidine face directed toward carrier</w:t>
             </w:r>
           </w:p>
         </w:tc>
@@ -12809,64 +13116,64 @@
       <w:tr>
         <w:tc>
           <w:tcPr>
-            <w:tcW w:type="dxa" w:w="1656"/>
-            <w:tcMar>
-              <w:top w:w="25" w:type="dxa"/>
-              <w:bottom w:w="25" w:type="dxa"/>
-              <w:left w:w="35" w:type="dxa"/>
-              <w:right w:w="35" w:type="dxa"/>
-            </w:tcMar>
-          </w:tcPr>
-          <w:p>
-            <w:r>
-              <w:rPr>
-                <w:sz w:val="14"/>
-              </w:rPr>
-              <w:t>Gemcitabine</w:t>
-            </w:r>
-          </w:p>
-        </w:tc>
-        <w:tc>
-          <w:tcPr>
-            <w:tcW w:type="dxa" w:w="1656"/>
-            <w:tcMar>
-              <w:top w:w="25" w:type="dxa"/>
-              <w:bottom w:w="25" w:type="dxa"/>
-              <w:left w:w="35" w:type="dxa"/>
-              <w:right w:w="35" w:type="dxa"/>
-            </w:tcMar>
-          </w:tcPr>
-          <w:p>
-            <w:r>
-              <w:rPr>
-                <w:sz w:val="14"/>
-              </w:rPr>
-              <w:t>+90 deg (In-Plane Rotated)</w:t>
-            </w:r>
-          </w:p>
-        </w:tc>
-        <w:tc>
-          <w:tcPr>
-            <w:tcW w:type="dxa" w:w="1656"/>
-            <w:tcMar>
-              <w:top w:w="25" w:type="dxa"/>
-              <w:bottom w:w="25" w:type="dxa"/>
-              <w:left w:w="35" w:type="dxa"/>
-              <w:right w:w="35" w:type="dxa"/>
-            </w:tcMar>
-          </w:tcPr>
-          <w:p>
-            <w:r>
-              <w:rPr>
-                <w:sz w:val="14"/>
-              </w:rPr>
-              <w:t>-167.183439</w:t>
-            </w:r>
-          </w:p>
-        </w:tc>
-        <w:tc>
-          <w:tcPr>
-            <w:tcW w:type="dxa" w:w="1656"/>
+            <w:tcW w:type="dxa" w:w="1242"/>
+            <w:tcMar>
+              <w:top w:w="25" w:type="dxa"/>
+              <w:bottom w:w="25" w:type="dxa"/>
+              <w:left w:w="35" w:type="dxa"/>
+              <w:right w:w="35" w:type="dxa"/>
+            </w:tcMar>
+          </w:tcPr>
+          <w:p>
+            <w:r>
+              <w:rPr>
+                <w:sz w:val="14"/>
+              </w:rPr>
+              <w:t>5-Fluorouracil</w:t>
+            </w:r>
+          </w:p>
+        </w:tc>
+        <w:tc>
+          <w:tcPr>
+            <w:tcW w:type="dxa" w:w="1242"/>
+            <w:tcMar>
+              <w:top w:w="25" w:type="dxa"/>
+              <w:bottom w:w="25" w:type="dxa"/>
+              <w:left w:w="35" w:type="dxa"/>
+              <w:right w:w="35" w:type="dxa"/>
+            </w:tcMar>
+          </w:tcPr>
+          <w:p>
+            <w:r>
+              <w:rPr>
+                <w:sz w:val="14"/>
+              </w:rPr>
+              <w:t>Master Protocol (Standardized Rigid Interaction, Delta_E_int,std)</w:t>
+            </w:r>
+          </w:p>
+        </w:tc>
+        <w:tc>
+          <w:tcPr>
+            <w:tcW w:type="dxa" w:w="1242"/>
+            <w:tcMar>
+              <w:top w:w="25" w:type="dxa"/>
+              <w:bottom w:w="25" w:type="dxa"/>
+              <w:left w:w="35" w:type="dxa"/>
+              <w:right w:w="35" w:type="dxa"/>
+            </w:tcMar>
+          </w:tcPr>
+          <w:p>
+            <w:r>
+              <w:rPr>
+                <w:sz w:val="14"/>
+              </w:rPr>
+              <w:t>-136.603882</w:t>
+            </w:r>
+          </w:p>
+        </w:tc>
+        <w:tc>
+          <w:tcPr>
+            <w:tcW w:type="dxa" w:w="1242"/>
             <w:tcMar>
               <w:top w:w="25" w:type="dxa"/>
               <w:bottom w:w="25" w:type="dxa"/>
@@ -12885,39 +13192,77 @@
         </w:tc>
         <w:tc>
           <w:tcPr>
-            <w:tcW w:type="dxa" w:w="1656"/>
-            <w:tcMar>
-              <w:top w:w="25" w:type="dxa"/>
-              <w:bottom w:w="25" w:type="dxa"/>
-              <w:left w:w="35" w:type="dxa"/>
-              <w:right w:w="35" w:type="dxa"/>
-            </w:tcMar>
-          </w:tcPr>
-          <w:p>
-            <w:r>
-              <w:rPr>
-                <w:sz w:val="14"/>
-              </w:rPr>
-              <w:t>-59.419515</w:t>
-            </w:r>
-          </w:p>
-        </w:tc>
-        <w:tc>
-          <w:tcPr>
-            <w:tcW w:type="dxa" w:w="1656"/>
-            <w:tcMar>
-              <w:top w:w="25" w:type="dxa"/>
-              <w:bottom w:w="25" w:type="dxa"/>
-              <w:left w:w="35" w:type="dxa"/>
-              <w:right w:w="35" w:type="dxa"/>
-            </w:tcMar>
-          </w:tcPr>
-          <w:p>
-            <w:r>
-              <w:rPr>
-                <w:sz w:val="14"/>
-              </w:rPr>
-              <w:t>+0.90</w:t>
+            <w:tcW w:type="dxa" w:w="1242"/>
+            <w:tcMar>
+              <w:top w:w="25" w:type="dxa"/>
+              <w:bottom w:w="25" w:type="dxa"/>
+              <w:left w:w="35" w:type="dxa"/>
+              <w:right w:w="35" w:type="dxa"/>
+            </w:tcMar>
+          </w:tcPr>
+          <w:p>
+            <w:r>
+              <w:rPr>
+                <w:sz w:val="14"/>
+              </w:rPr>
+              <w:t>-28.830591</w:t>
+            </w:r>
+          </w:p>
+        </w:tc>
+        <w:tc>
+          <w:tcPr>
+            <w:tcW w:type="dxa" w:w="1242"/>
+            <w:tcMar>
+              <w:top w:w="25" w:type="dxa"/>
+              <w:bottom w:w="25" w:type="dxa"/>
+              <w:left w:w="35" w:type="dxa"/>
+              <w:right w:w="35" w:type="dxa"/>
+            </w:tcMar>
+          </w:tcPr>
+          <w:p>
+            <w:r>
+              <w:rPr>
+                <w:sz w:val="14"/>
+              </w:rPr>
+              <w:t>+0.00</w:t>
+            </w:r>
+          </w:p>
+        </w:tc>
+        <w:tc>
+          <w:tcPr>
+            <w:tcW w:type="dxa" w:w="1242"/>
+            <w:tcMar>
+              <w:top w:w="25" w:type="dxa"/>
+              <w:bottom w:w="25" w:type="dxa"/>
+              <w:left w:w="35" w:type="dxa"/>
+              <w:right w:w="35" w:type="dxa"/>
+            </w:tcMar>
+          </w:tcPr>
+          <w:p>
+            <w:r>
+              <w:rPr>
+                <w:sz w:val="14"/>
+              </w:rPr>
+              <w:t>-4.98</w:t>
+            </w:r>
+          </w:p>
+        </w:tc>
+        <w:tc>
+          <w:tcPr>
+            <w:tcW w:type="dxa" w:w="1242"/>
+            <w:tcMar>
+              <w:top w:w="25" w:type="dxa"/>
+              <w:bottom w:w="25" w:type="dxa"/>
+              <w:left w:w="35" w:type="dxa"/>
+              <w:right w:w="35" w:type="dxa"/>
+            </w:tcMar>
+          </w:tcPr>
+          <w:p>
+            <w:r>
+              <w:rPr>
+                <w:sz w:val="14"/>
+              </w:rPr>
+              <w:t>Vertical pi-pi contact at z = 3.35 Å</w:t>
             </w:r>
           </w:p>
         </w:tc>
@@ -12925,64 +13270,64 @@
       <w:tr>
         <w:tc>
           <w:tcPr>
-            <w:tcW w:type="dxa" w:w="1656"/>
-            <w:tcMar>
-              <w:top w:w="25" w:type="dxa"/>
-              <w:bottom w:w="25" w:type="dxa"/>
-              <w:left w:w="35" w:type="dxa"/>
-              <w:right w:w="35" w:type="dxa"/>
-            </w:tcMar>
-          </w:tcPr>
-          <w:p>
-            <w:r>
-              <w:rPr>
-                <w:sz w:val="14"/>
-              </w:rPr>
-              <w:t>Gemcitabine</w:t>
-            </w:r>
-          </w:p>
-        </w:tc>
-        <w:tc>
-          <w:tcPr>
-            <w:tcW w:type="dxa" w:w="1656"/>
-            <w:tcMar>
-              <w:top w:w="25" w:type="dxa"/>
-              <w:bottom w:w="25" w:type="dxa"/>
-              <w:left w:w="35" w:type="dxa"/>
-              <w:right w:w="35" w:type="dxa"/>
-            </w:tcMar>
-          </w:tcPr>
-          <w:p>
-            <w:r>
-              <w:rPr>
-                <w:sz w:val="14"/>
-              </w:rPr>
-              <w:t>180 deg (Inverted Flip)</w:t>
-            </w:r>
-          </w:p>
-        </w:tc>
-        <w:tc>
-          <w:tcPr>
-            <w:tcW w:type="dxa" w:w="1656"/>
-            <w:tcMar>
-              <w:top w:w="25" w:type="dxa"/>
-              <w:bottom w:w="25" w:type="dxa"/>
-              <w:left w:w="35" w:type="dxa"/>
-              <w:right w:w="35" w:type="dxa"/>
-            </w:tcMar>
-          </w:tcPr>
-          <w:p>
-            <w:r>
-              <w:rPr>
-                <w:sz w:val="14"/>
-              </w:rPr>
-              <w:t>-167.199756</w:t>
-            </w:r>
-          </w:p>
-        </w:tc>
-        <w:tc>
-          <w:tcPr>
-            <w:tcW w:type="dxa" w:w="1656"/>
+            <w:tcW w:type="dxa" w:w="1242"/>
+            <w:tcMar>
+              <w:top w:w="25" w:type="dxa"/>
+              <w:bottom w:w="25" w:type="dxa"/>
+              <w:left w:w="35" w:type="dxa"/>
+              <w:right w:w="35" w:type="dxa"/>
+            </w:tcMar>
+          </w:tcPr>
+          <w:p>
+            <w:r>
+              <w:rPr>
+                <w:sz w:val="14"/>
+              </w:rPr>
+              <w:t>5-Fluorouracil</w:t>
+            </w:r>
+          </w:p>
+        </w:tc>
+        <w:tc>
+          <w:tcPr>
+            <w:tcW w:type="dxa" w:w="1242"/>
+            <w:tcMar>
+              <w:top w:w="25" w:type="dxa"/>
+              <w:bottom w:w="25" w:type="dxa"/>
+              <w:left w:w="35" w:type="dxa"/>
+              <w:right w:w="35" w:type="dxa"/>
+            </w:tcMar>
+          </w:tcPr>
+          <w:p>
+            <w:r>
+              <w:rPr>
+                <w:sz w:val="14"/>
+              </w:rPr>
+              <w:t>Multi-start 0 deg (Parallel Stacking)</w:t>
+            </w:r>
+          </w:p>
+        </w:tc>
+        <w:tc>
+          <w:tcPr>
+            <w:tcW w:type="dxa" w:w="1242"/>
+            <w:tcMar>
+              <w:top w:w="25" w:type="dxa"/>
+              <w:bottom w:w="25" w:type="dxa"/>
+              <w:left w:w="35" w:type="dxa"/>
+              <w:right w:w="35" w:type="dxa"/>
+            </w:tcMar>
+          </w:tcPr>
+          <w:p>
+            <w:r>
+              <w:rPr>
+                <w:sz w:val="14"/>
+              </w:rPr>
+              <w:t>-136.600840</w:t>
+            </w:r>
+          </w:p>
+        </w:tc>
+        <w:tc>
+          <w:tcPr>
+            <w:tcW w:type="dxa" w:w="1242"/>
             <w:tcMar>
               <w:top w:w="25" w:type="dxa"/>
               <w:bottom w:w="25" w:type="dxa"/>
@@ -13001,39 +13346,77 @@
         </w:tc>
         <w:tc>
           <w:tcPr>
-            <w:tcW w:type="dxa" w:w="1656"/>
-            <w:tcMar>
-              <w:top w:w="25" w:type="dxa"/>
-              <w:bottom w:w="25" w:type="dxa"/>
-              <w:left w:w="35" w:type="dxa"/>
-              <w:right w:w="35" w:type="dxa"/>
-            </w:tcMar>
-          </w:tcPr>
-          <w:p>
-            <w:r>
-              <w:rPr>
-                <w:sz w:val="14"/>
-              </w:rPr>
-              <w:t>-59.419515</w:t>
-            </w:r>
-          </w:p>
-        </w:tc>
-        <w:tc>
-          <w:tcPr>
-            <w:tcW w:type="dxa" w:w="1656"/>
-            <w:tcMar>
-              <w:top w:w="25" w:type="dxa"/>
-              <w:bottom w:w="25" w:type="dxa"/>
-              <w:left w:w="35" w:type="dxa"/>
-              <w:right w:w="35" w:type="dxa"/>
-            </w:tcMar>
-          </w:tcPr>
-          <w:p>
-            <w:r>
-              <w:rPr>
-                <w:sz w:val="14"/>
-              </w:rPr>
-              <w:t>-9.34</w:t>
+            <w:tcW w:type="dxa" w:w="1242"/>
+            <w:tcMar>
+              <w:top w:w="25" w:type="dxa"/>
+              <w:bottom w:w="25" w:type="dxa"/>
+              <w:left w:w="35" w:type="dxa"/>
+              <w:right w:w="35" w:type="dxa"/>
+            </w:tcMar>
+          </w:tcPr>
+          <w:p>
+            <w:r>
+              <w:rPr>
+                <w:sz w:val="14"/>
+              </w:rPr>
+              <w:t>-28.830591</w:t>
+            </w:r>
+          </w:p>
+        </w:tc>
+        <w:tc>
+          <w:tcPr>
+            <w:tcW w:type="dxa" w:w="1242"/>
+            <w:tcMar>
+              <w:top w:w="25" w:type="dxa"/>
+              <w:bottom w:w="25" w:type="dxa"/>
+              <w:left w:w="35" w:type="dxa"/>
+              <w:right w:w="35" w:type="dxa"/>
+            </w:tcMar>
+          </w:tcPr>
+          <w:p>
+            <w:r>
+              <w:rPr>
+                <w:sz w:val="14"/>
+              </w:rPr>
+              <w:t>+0.32</w:t>
+            </w:r>
+          </w:p>
+        </w:tc>
+        <w:tc>
+          <w:tcPr>
+            <w:tcW w:type="dxa" w:w="1242"/>
+            <w:tcMar>
+              <w:top w:w="25" w:type="dxa"/>
+              <w:bottom w:w="25" w:type="dxa"/>
+              <w:left w:w="35" w:type="dxa"/>
+              <w:right w:w="35" w:type="dxa"/>
+            </w:tcMar>
+          </w:tcPr>
+          <w:p>
+            <w:r>
+              <w:rPr>
+                <w:sz w:val="14"/>
+              </w:rPr>
+              <w:t>-3.07</w:t>
+            </w:r>
+          </w:p>
+        </w:tc>
+        <w:tc>
+          <w:tcPr>
+            <w:tcW w:type="dxa" w:w="1242"/>
+            <w:tcMar>
+              <w:top w:w="25" w:type="dxa"/>
+              <w:bottom w:w="25" w:type="dxa"/>
+              <w:left w:w="35" w:type="dxa"/>
+              <w:right w:w="35" w:type="dxa"/>
+            </w:tcMar>
+          </w:tcPr>
+          <w:p>
+            <w:r>
+              <w:rPr>
+                <w:sz w:val="14"/>
+              </w:rPr>
+              <w:t>Planar ring centered over heptazine core</w:t>
             </w:r>
           </w:p>
         </w:tc>
@@ -13041,64 +13424,64 @@
       <w:tr>
         <w:tc>
           <w:tcPr>
-            <w:tcW w:type="dxa" w:w="1656"/>
-            <w:tcMar>
-              <w:top w:w="25" w:type="dxa"/>
-              <w:bottom w:w="25" w:type="dxa"/>
-              <w:left w:w="35" w:type="dxa"/>
-              <w:right w:w="35" w:type="dxa"/>
-            </w:tcMar>
-          </w:tcPr>
-          <w:p>
-            <w:r>
-              <w:rPr>
-                <w:sz w:val="14"/>
-              </w:rPr>
-              <w:t>MRTX1133</w:t>
-            </w:r>
-          </w:p>
-        </w:tc>
-        <w:tc>
-          <w:tcPr>
-            <w:tcW w:type="dxa" w:w="1656"/>
-            <w:tcMar>
-              <w:top w:w="25" w:type="dxa"/>
-              <w:bottom w:w="25" w:type="dxa"/>
-              <w:left w:w="35" w:type="dxa"/>
-              <w:right w:w="35" w:type="dxa"/>
-            </w:tcMar>
-          </w:tcPr>
-          <w:p>
-            <w:r>
-              <w:rPr>
-                <w:sz w:val="14"/>
-              </w:rPr>
-              <w:t>0 deg (Parallel Stacking)</w:t>
-            </w:r>
-          </w:p>
-        </w:tc>
-        <w:tc>
-          <w:tcPr>
-            <w:tcW w:type="dxa" w:w="1656"/>
-            <w:tcMar>
-              <w:top w:w="25" w:type="dxa"/>
-              <w:bottom w:w="25" w:type="dxa"/>
-              <w:left w:w="35" w:type="dxa"/>
-              <w:right w:w="35" w:type="dxa"/>
-            </w:tcMar>
-          </w:tcPr>
-          <w:p>
-            <w:r>
-              <w:rPr>
-                <w:sz w:val="14"/>
-              </w:rPr>
-              <w:t>-234.173301</w:t>
-            </w:r>
-          </w:p>
-        </w:tc>
-        <w:tc>
-          <w:tcPr>
-            <w:tcW w:type="dxa" w:w="1656"/>
+            <w:tcW w:type="dxa" w:w="1242"/>
+            <w:tcMar>
+              <w:top w:w="25" w:type="dxa"/>
+              <w:bottom w:w="25" w:type="dxa"/>
+              <w:left w:w="35" w:type="dxa"/>
+              <w:right w:w="35" w:type="dxa"/>
+            </w:tcMar>
+          </w:tcPr>
+          <w:p>
+            <w:r>
+              <w:rPr>
+                <w:sz w:val="14"/>
+              </w:rPr>
+              <w:t>5-Fluorouracil</w:t>
+            </w:r>
+          </w:p>
+        </w:tc>
+        <w:tc>
+          <w:tcPr>
+            <w:tcW w:type="dxa" w:w="1242"/>
+            <w:tcMar>
+              <w:top w:w="25" w:type="dxa"/>
+              <w:bottom w:w="25" w:type="dxa"/>
+              <w:left w:w="35" w:type="dxa"/>
+              <w:right w:w="35" w:type="dxa"/>
+            </w:tcMar>
+          </w:tcPr>
+          <w:p>
+            <w:r>
+              <w:rPr>
+                <w:sz w:val="14"/>
+              </w:rPr>
+              <w:t>Multi-start +90 deg (In-Plane Rotated)</w:t>
+            </w:r>
+          </w:p>
+        </w:tc>
+        <w:tc>
+          <w:tcPr>
+            <w:tcW w:type="dxa" w:w="1242"/>
+            <w:tcMar>
+              <w:top w:w="25" w:type="dxa"/>
+              <w:bottom w:w="25" w:type="dxa"/>
+              <w:left w:w="35" w:type="dxa"/>
+              <w:right w:w="35" w:type="dxa"/>
+            </w:tcMar>
+          </w:tcPr>
+          <w:p>
+            <w:r>
+              <w:rPr>
+                <w:sz w:val="14"/>
+              </w:rPr>
+              <w:t>-136.614861</w:t>
+            </w:r>
+          </w:p>
+        </w:tc>
+        <w:tc>
+          <w:tcPr>
+            <w:tcW w:type="dxa" w:w="1242"/>
             <w:tcMar>
               <w:top w:w="25" w:type="dxa"/>
               <w:bottom w:w="25" w:type="dxa"/>
@@ -13117,39 +13500,77 @@
         </w:tc>
         <w:tc>
           <w:tcPr>
-            <w:tcW w:type="dxa" w:w="1656"/>
-            <w:tcMar>
-              <w:top w:w="25" w:type="dxa"/>
-              <w:bottom w:w="25" w:type="dxa"/>
-              <w:left w:w="35" w:type="dxa"/>
-              <w:right w:w="35" w:type="dxa"/>
-            </w:tcMar>
-          </w:tcPr>
-          <w:p>
-            <w:r>
-              <w:rPr>
-                <w:sz w:val="14"/>
-              </w:rPr>
-              <w:t>-126.407348</w:t>
-            </w:r>
-          </w:p>
-        </w:tc>
-        <w:tc>
-          <w:tcPr>
-            <w:tcW w:type="dxa" w:w="1656"/>
-            <w:tcMar>
-              <w:top w:w="25" w:type="dxa"/>
-              <w:bottom w:w="25" w:type="dxa"/>
-              <w:left w:w="35" w:type="dxa"/>
-              <w:right w:w="35" w:type="dxa"/>
-            </w:tcMar>
-          </w:tcPr>
-          <w:p>
-            <w:r>
-              <w:rPr>
-                <w:sz w:val="14"/>
-              </w:rPr>
-              <w:t>-0.38</w:t>
+            <w:tcW w:type="dxa" w:w="1242"/>
+            <w:tcMar>
+              <w:top w:w="25" w:type="dxa"/>
+              <w:bottom w:w="25" w:type="dxa"/>
+              <w:left w:w="35" w:type="dxa"/>
+              <w:right w:w="35" w:type="dxa"/>
+            </w:tcMar>
+          </w:tcPr>
+          <w:p>
+            <w:r>
+              <w:rPr>
+                <w:sz w:val="14"/>
+              </w:rPr>
+              <w:t>-28.830591</w:t>
+            </w:r>
+          </w:p>
+        </w:tc>
+        <w:tc>
+          <w:tcPr>
+            <w:tcW w:type="dxa" w:w="1242"/>
+            <w:tcMar>
+              <w:top w:w="25" w:type="dxa"/>
+              <w:bottom w:w="25" w:type="dxa"/>
+              <w:left w:w="35" w:type="dxa"/>
+              <w:right w:w="35" w:type="dxa"/>
+            </w:tcMar>
+          </w:tcPr>
+          <w:p>
+            <w:r>
+              <w:rPr>
+                <w:sz w:val="14"/>
+              </w:rPr>
+              <w:t>+0.25</w:t>
+            </w:r>
+          </w:p>
+        </w:tc>
+        <w:tc>
+          <w:tcPr>
+            <w:tcW w:type="dxa" w:w="1242"/>
+            <w:tcMar>
+              <w:top w:w="25" w:type="dxa"/>
+              <w:bottom w:w="25" w:type="dxa"/>
+              <w:left w:w="35" w:type="dxa"/>
+              <w:right w:w="35" w:type="dxa"/>
+            </w:tcMar>
+          </w:tcPr>
+          <w:p>
+            <w:r>
+              <w:rPr>
+                <w:sz w:val="14"/>
+              </w:rPr>
+              <w:t>-11.87</w:t>
+            </w:r>
+          </w:p>
+        </w:tc>
+        <w:tc>
+          <w:tcPr>
+            <w:tcW w:type="dxa" w:w="1242"/>
+            <w:tcMar>
+              <w:top w:w="25" w:type="dxa"/>
+              <w:bottom w:w="25" w:type="dxa"/>
+              <w:left w:w="35" w:type="dxa"/>
+              <w:right w:w="35" w:type="dxa"/>
+            </w:tcMar>
+          </w:tcPr>
+          <w:p>
+            <w:r>
+              <w:rPr>
+                <w:sz w:val="14"/>
+              </w:rPr>
+              <w:t>Carbonyl O atom aligned with bridging NH</w:t>
             </w:r>
           </w:p>
         </w:tc>
@@ -13157,64 +13578,64 @@
       <w:tr>
         <w:tc>
           <w:tcPr>
-            <w:tcW w:type="dxa" w:w="1656"/>
-            <w:tcMar>
-              <w:top w:w="25" w:type="dxa"/>
-              <w:bottom w:w="25" w:type="dxa"/>
-              <w:left w:w="35" w:type="dxa"/>
-              <w:right w:w="35" w:type="dxa"/>
-            </w:tcMar>
-          </w:tcPr>
-          <w:p>
-            <w:r>
-              <w:rPr>
-                <w:sz w:val="14"/>
-              </w:rPr>
-              <w:t>MRTX1133</w:t>
-            </w:r>
-          </w:p>
-        </w:tc>
-        <w:tc>
-          <w:tcPr>
-            <w:tcW w:type="dxa" w:w="1656"/>
-            <w:tcMar>
-              <w:top w:w="25" w:type="dxa"/>
-              <w:bottom w:w="25" w:type="dxa"/>
-              <w:left w:w="35" w:type="dxa"/>
-              <w:right w:w="35" w:type="dxa"/>
-            </w:tcMar>
-          </w:tcPr>
-          <w:p>
-            <w:r>
-              <w:rPr>
-                <w:sz w:val="14"/>
-              </w:rPr>
-              <w:t>+90 deg (In-Plane Rotated)</w:t>
-            </w:r>
-          </w:p>
-        </w:tc>
-        <w:tc>
-          <w:tcPr>
-            <w:tcW w:type="dxa" w:w="1656"/>
-            <w:tcMar>
-              <w:top w:w="25" w:type="dxa"/>
-              <w:bottom w:w="25" w:type="dxa"/>
-              <w:left w:w="35" w:type="dxa"/>
-              <w:right w:w="35" w:type="dxa"/>
-            </w:tcMar>
-          </w:tcPr>
-          <w:p>
-            <w:r>
-              <w:rPr>
-                <w:sz w:val="14"/>
-              </w:rPr>
-              <w:t>-234.174179</w:t>
-            </w:r>
-          </w:p>
-        </w:tc>
-        <w:tc>
-          <w:tcPr>
-            <w:tcW w:type="dxa" w:w="1656"/>
+            <w:tcW w:type="dxa" w:w="1242"/>
+            <w:tcMar>
+              <w:top w:w="25" w:type="dxa"/>
+              <w:bottom w:w="25" w:type="dxa"/>
+              <w:left w:w="35" w:type="dxa"/>
+              <w:right w:w="35" w:type="dxa"/>
+            </w:tcMar>
+          </w:tcPr>
+          <w:p>
+            <w:r>
+              <w:rPr>
+                <w:sz w:val="14"/>
+              </w:rPr>
+              <w:t>5-Fluorouracil</w:t>
+            </w:r>
+          </w:p>
+        </w:tc>
+        <w:tc>
+          <w:tcPr>
+            <w:tcW w:type="dxa" w:w="1242"/>
+            <w:tcMar>
+              <w:top w:w="25" w:type="dxa"/>
+              <w:bottom w:w="25" w:type="dxa"/>
+              <w:left w:w="35" w:type="dxa"/>
+              <w:right w:w="35" w:type="dxa"/>
+            </w:tcMar>
+          </w:tcPr>
+          <w:p>
+            <w:r>
+              <w:rPr>
+                <w:sz w:val="14"/>
+              </w:rPr>
+              <w:t>Multi-start 180 deg (Inverted Flip)</w:t>
+            </w:r>
+          </w:p>
+        </w:tc>
+        <w:tc>
+          <w:tcPr>
+            <w:tcW w:type="dxa" w:w="1242"/>
+            <w:tcMar>
+              <w:top w:w="25" w:type="dxa"/>
+              <w:bottom w:w="25" w:type="dxa"/>
+              <w:left w:w="35" w:type="dxa"/>
+              <w:right w:w="35" w:type="dxa"/>
+            </w:tcMar>
+          </w:tcPr>
+          <w:p>
+            <w:r>
+              <w:rPr>
+                <w:sz w:val="14"/>
+              </w:rPr>
+              <w:t>-136.608224</w:t>
+            </w:r>
+          </w:p>
+        </w:tc>
+        <w:tc>
+          <w:tcPr>
+            <w:tcW w:type="dxa" w:w="1242"/>
             <w:tcMar>
               <w:top w:w="25" w:type="dxa"/>
               <w:bottom w:w="25" w:type="dxa"/>
@@ -13233,39 +13654,77 @@
         </w:tc>
         <w:tc>
           <w:tcPr>
-            <w:tcW w:type="dxa" w:w="1656"/>
-            <w:tcMar>
-              <w:top w:w="25" w:type="dxa"/>
-              <w:bottom w:w="25" w:type="dxa"/>
-              <w:left w:w="35" w:type="dxa"/>
-              <w:right w:w="35" w:type="dxa"/>
-            </w:tcMar>
-          </w:tcPr>
-          <w:p>
-            <w:r>
-              <w:rPr>
-                <w:sz w:val="14"/>
-              </w:rPr>
-              <w:t>-126.407348</w:t>
-            </w:r>
-          </w:p>
-        </w:tc>
-        <w:tc>
-          <w:tcPr>
-            <w:tcW w:type="dxa" w:w="1656"/>
-            <w:tcMar>
-              <w:top w:w="25" w:type="dxa"/>
-              <w:bottom w:w="25" w:type="dxa"/>
-              <w:left w:w="35" w:type="dxa"/>
-              <w:right w:w="35" w:type="dxa"/>
-            </w:tcMar>
-          </w:tcPr>
-          <w:p>
-            <w:r>
-              <w:rPr>
-                <w:sz w:val="14"/>
-              </w:rPr>
-              <w:t>-0.93</w:t>
+            <w:tcW w:type="dxa" w:w="1242"/>
+            <w:tcMar>
+              <w:top w:w="25" w:type="dxa"/>
+              <w:bottom w:w="25" w:type="dxa"/>
+              <w:left w:w="35" w:type="dxa"/>
+              <w:right w:w="35" w:type="dxa"/>
+            </w:tcMar>
+          </w:tcPr>
+          <w:p>
+            <w:r>
+              <w:rPr>
+                <w:sz w:val="14"/>
+              </w:rPr>
+              <w:t>-28.830591</w:t>
+            </w:r>
+          </w:p>
+        </w:tc>
+        <w:tc>
+          <w:tcPr>
+            <w:tcW w:type="dxa" w:w="1242"/>
+            <w:tcMar>
+              <w:top w:w="25" w:type="dxa"/>
+              <w:bottom w:w="25" w:type="dxa"/>
+              <w:left w:w="35" w:type="dxa"/>
+              <w:right w:w="35" w:type="dxa"/>
+            </w:tcMar>
+          </w:tcPr>
+          <w:p>
+            <w:r>
+              <w:rPr>
+                <w:sz w:val="14"/>
+              </w:rPr>
+              <w:t>+0.28</w:t>
+            </w:r>
+          </w:p>
+        </w:tc>
+        <w:tc>
+          <w:tcPr>
+            <w:tcW w:type="dxa" w:w="1242"/>
+            <w:tcMar>
+              <w:top w:w="25" w:type="dxa"/>
+              <w:bottom w:w="25" w:type="dxa"/>
+              <w:left w:w="35" w:type="dxa"/>
+              <w:right w:w="35" w:type="dxa"/>
+            </w:tcMar>
+          </w:tcPr>
+          <w:p>
+            <w:r>
+              <w:rPr>
+                <w:sz w:val="14"/>
+              </w:rPr>
+              <w:t>-7.71</w:t>
+            </w:r>
+          </w:p>
+        </w:tc>
+        <w:tc>
+          <w:tcPr>
+            <w:tcW w:type="dxa" w:w="1242"/>
+            <w:tcMar>
+              <w:top w:w="25" w:type="dxa"/>
+              <w:bottom w:w="25" w:type="dxa"/>
+              <w:left w:w="35" w:type="dxa"/>
+              <w:right w:w="35" w:type="dxa"/>
+            </w:tcMar>
+          </w:tcPr>
+          <w:p>
+            <w:r>
+              <w:rPr>
+                <w:sz w:val="14"/>
+              </w:rPr>
+              <w:t>Fluorine atom directed toward electron-deficient C</w:t>
             </w:r>
           </w:p>
         </w:tc>
@@ -13273,64 +13732,64 @@
       <w:tr>
         <w:tc>
           <w:tcPr>
-            <w:tcW w:type="dxa" w:w="1656"/>
-            <w:tcMar>
-              <w:top w:w="25" w:type="dxa"/>
-              <w:bottom w:w="25" w:type="dxa"/>
-              <w:left w:w="35" w:type="dxa"/>
-              <w:right w:w="35" w:type="dxa"/>
-            </w:tcMar>
-          </w:tcPr>
-          <w:p>
-            <w:r>
-              <w:rPr>
-                <w:sz w:val="14"/>
-              </w:rPr>
-              <w:t>MRTX1133</w:t>
-            </w:r>
-          </w:p>
-        </w:tc>
-        <w:tc>
-          <w:tcPr>
-            <w:tcW w:type="dxa" w:w="1656"/>
-            <w:tcMar>
-              <w:top w:w="25" w:type="dxa"/>
-              <w:bottom w:w="25" w:type="dxa"/>
-              <w:left w:w="35" w:type="dxa"/>
-              <w:right w:w="35" w:type="dxa"/>
-            </w:tcMar>
-          </w:tcPr>
-          <w:p>
-            <w:r>
-              <w:rPr>
-                <w:sz w:val="14"/>
-              </w:rPr>
-              <w:t>180 deg (Inverted Flip)</w:t>
-            </w:r>
-          </w:p>
-        </w:tc>
-        <w:tc>
-          <w:tcPr>
-            <w:tcW w:type="dxa" w:w="1656"/>
-            <w:tcMar>
-              <w:top w:w="25" w:type="dxa"/>
-              <w:bottom w:w="25" w:type="dxa"/>
-              <w:left w:w="35" w:type="dxa"/>
-              <w:right w:w="35" w:type="dxa"/>
-            </w:tcMar>
-          </w:tcPr>
-          <w:p>
-            <w:r>
-              <w:rPr>
-                <w:sz w:val="14"/>
-              </w:rPr>
-              <w:t>-234.180646</w:t>
-            </w:r>
-          </w:p>
-        </w:tc>
-        <w:tc>
-          <w:tcPr>
-            <w:tcW w:type="dxa" w:w="1656"/>
+            <w:tcW w:type="dxa" w:w="1242"/>
+            <w:tcMar>
+              <w:top w:w="25" w:type="dxa"/>
+              <w:bottom w:w="25" w:type="dxa"/>
+              <w:left w:w="35" w:type="dxa"/>
+              <w:right w:w="35" w:type="dxa"/>
+            </w:tcMar>
+          </w:tcPr>
+          <w:p>
+            <w:r>
+              <w:rPr>
+                <w:sz w:val="14"/>
+              </w:rPr>
+              <w:t>Gemcitabine</w:t>
+            </w:r>
+          </w:p>
+        </w:tc>
+        <w:tc>
+          <w:tcPr>
+            <w:tcW w:type="dxa" w:w="1242"/>
+            <w:tcMar>
+              <w:top w:w="25" w:type="dxa"/>
+              <w:bottom w:w="25" w:type="dxa"/>
+              <w:left w:w="35" w:type="dxa"/>
+              <w:right w:w="35" w:type="dxa"/>
+            </w:tcMar>
+          </w:tcPr>
+          <w:p>
+            <w:r>
+              <w:rPr>
+                <w:sz w:val="14"/>
+              </w:rPr>
+              <w:t>Master Protocol (Standardized Rigid Interaction, Delta_E_int,std)</w:t>
+            </w:r>
+          </w:p>
+        </w:tc>
+        <w:tc>
+          <w:tcPr>
+            <w:tcW w:type="dxa" w:w="1242"/>
+            <w:tcMar>
+              <w:top w:w="25" w:type="dxa"/>
+              <w:bottom w:w="25" w:type="dxa"/>
+              <w:left w:w="35" w:type="dxa"/>
+              <w:right w:w="35" w:type="dxa"/>
+            </w:tcMar>
+          </w:tcPr>
+          <w:p>
+            <w:r>
+              <w:rPr>
+                <w:sz w:val="14"/>
+              </w:rPr>
+              <w:t>-167.204368</w:t>
+            </w:r>
+          </w:p>
+        </w:tc>
+        <w:tc>
+          <w:tcPr>
+            <w:tcW w:type="dxa" w:w="1242"/>
             <w:tcMar>
               <w:top w:w="25" w:type="dxa"/>
               <w:bottom w:w="25" w:type="dxa"/>
@@ -13349,39 +13808,539 @@
         </w:tc>
         <w:tc>
           <w:tcPr>
-            <w:tcW w:type="dxa" w:w="1656"/>
-            <w:tcMar>
-              <w:top w:w="25" w:type="dxa"/>
-              <w:bottom w:w="25" w:type="dxa"/>
-              <w:left w:w="35" w:type="dxa"/>
-              <w:right w:w="35" w:type="dxa"/>
-            </w:tcMar>
-          </w:tcPr>
-          <w:p>
-            <w:r>
-              <w:rPr>
-                <w:sz w:val="14"/>
-              </w:rPr>
-              <w:t>-126.407348</w:t>
-            </w:r>
-          </w:p>
-        </w:tc>
-        <w:tc>
-          <w:tcPr>
-            <w:tcW w:type="dxa" w:w="1656"/>
-            <w:tcMar>
-              <w:top w:w="25" w:type="dxa"/>
-              <w:bottom w:w="25" w:type="dxa"/>
-              <w:left w:w="35" w:type="dxa"/>
-              <w:right w:w="35" w:type="dxa"/>
-            </w:tcMar>
-          </w:tcPr>
-          <w:p>
-            <w:r>
-              <w:rPr>
-                <w:sz w:val="14"/>
-              </w:rPr>
-              <w:t>-4.99</w:t>
+            <w:tcW w:type="dxa" w:w="1242"/>
+            <w:tcMar>
+              <w:top w:w="25" w:type="dxa"/>
+              <w:bottom w:w="25" w:type="dxa"/>
+              <w:left w:w="35" w:type="dxa"/>
+              <w:right w:w="35" w:type="dxa"/>
+            </w:tcMar>
+          </w:tcPr>
+          <w:p>
+            <w:r>
+              <w:rPr>
+                <w:sz w:val="14"/>
+              </w:rPr>
+              <w:t>-59.419515</w:t>
+            </w:r>
+          </w:p>
+        </w:tc>
+        <w:tc>
+          <w:tcPr>
+            <w:tcW w:type="dxa" w:w="1242"/>
+            <w:tcMar>
+              <w:top w:w="25" w:type="dxa"/>
+              <w:bottom w:w="25" w:type="dxa"/>
+              <w:left w:w="35" w:type="dxa"/>
+              <w:right w:w="35" w:type="dxa"/>
+            </w:tcMar>
+          </w:tcPr>
+          <w:p>
+            <w:r>
+              <w:rPr>
+                <w:sz w:val="14"/>
+              </w:rPr>
+              <w:t>+0.00</w:t>
+            </w:r>
+          </w:p>
+        </w:tc>
+        <w:tc>
+          <w:tcPr>
+            <w:tcW w:type="dxa" w:w="1242"/>
+            <w:tcMar>
+              <w:top w:w="25" w:type="dxa"/>
+              <w:bottom w:w="25" w:type="dxa"/>
+              <w:left w:w="35" w:type="dxa"/>
+              <w:right w:w="35" w:type="dxa"/>
+            </w:tcMar>
+          </w:tcPr>
+          <w:p>
+            <w:r>
+              <w:rPr>
+                <w:sz w:val="14"/>
+              </w:rPr>
+              <w:t>-12.23</w:t>
+            </w:r>
+          </w:p>
+        </w:tc>
+        <w:tc>
+          <w:tcPr>
+            <w:tcW w:type="dxa" w:w="1242"/>
+            <w:tcMar>
+              <w:top w:w="25" w:type="dxa"/>
+              <w:bottom w:w="25" w:type="dxa"/>
+              <w:left w:w="35" w:type="dxa"/>
+              <w:right w:w="35" w:type="dxa"/>
+            </w:tcMar>
+          </w:tcPr>
+          <w:p>
+            <w:r>
+              <w:rPr>
+                <w:sz w:val="14"/>
+              </w:rPr>
+              <w:t>Standardized ribose + difluoropyrimidine placement</w:t>
+            </w:r>
+          </w:p>
+        </w:tc>
+      </w:tr>
+      <w:tr>
+        <w:tc>
+          <w:tcPr>
+            <w:tcW w:type="dxa" w:w="1242"/>
+            <w:tcMar>
+              <w:top w:w="25" w:type="dxa"/>
+              <w:bottom w:w="25" w:type="dxa"/>
+              <w:left w:w="35" w:type="dxa"/>
+              <w:right w:w="35" w:type="dxa"/>
+            </w:tcMar>
+          </w:tcPr>
+          <w:p>
+            <w:r>
+              <w:rPr>
+                <w:sz w:val="14"/>
+              </w:rPr>
+              <w:t>Gemcitabine</w:t>
+            </w:r>
+          </w:p>
+        </w:tc>
+        <w:tc>
+          <w:tcPr>
+            <w:tcW w:type="dxa" w:w="1242"/>
+            <w:tcMar>
+              <w:top w:w="25" w:type="dxa"/>
+              <w:bottom w:w="25" w:type="dxa"/>
+              <w:left w:w="35" w:type="dxa"/>
+              <w:right w:w="35" w:type="dxa"/>
+            </w:tcMar>
+          </w:tcPr>
+          <w:p>
+            <w:r>
+              <w:rPr>
+                <w:sz w:val="14"/>
+              </w:rPr>
+              <w:t>Multi-start 0 deg (Parallel Stacking)</w:t>
+            </w:r>
+          </w:p>
+        </w:tc>
+        <w:tc>
+          <w:tcPr>
+            <w:tcW w:type="dxa" w:w="1242"/>
+            <w:tcMar>
+              <w:top w:w="25" w:type="dxa"/>
+              <w:bottom w:w="25" w:type="dxa"/>
+              <w:left w:w="35" w:type="dxa"/>
+              <w:right w:w="35" w:type="dxa"/>
+            </w:tcMar>
+          </w:tcPr>
+          <w:p>
+            <w:r>
+              <w:rPr>
+                <w:sz w:val="14"/>
+              </w:rPr>
+              <w:t>-167.189596</w:t>
+            </w:r>
+          </w:p>
+        </w:tc>
+        <w:tc>
+          <w:tcPr>
+            <w:tcW w:type="dxa" w:w="1242"/>
+            <w:tcMar>
+              <w:top w:w="25" w:type="dxa"/>
+              <w:bottom w:w="25" w:type="dxa"/>
+              <w:left w:w="35" w:type="dxa"/>
+              <w:right w:w="35" w:type="dxa"/>
+            </w:tcMar>
+          </w:tcPr>
+          <w:p>
+            <w:r>
+              <w:rPr>
+                <w:sz w:val="14"/>
+              </w:rPr>
+              <w:t>-107.765351</w:t>
+            </w:r>
+          </w:p>
+        </w:tc>
+        <w:tc>
+          <w:tcPr>
+            <w:tcW w:type="dxa" w:w="1242"/>
+            <w:tcMar>
+              <w:top w:w="25" w:type="dxa"/>
+              <w:bottom w:w="25" w:type="dxa"/>
+              <w:left w:w="35" w:type="dxa"/>
+              <w:right w:w="35" w:type="dxa"/>
+            </w:tcMar>
+          </w:tcPr>
+          <w:p>
+            <w:r>
+              <w:rPr>
+                <w:sz w:val="14"/>
+              </w:rPr>
+              <w:t>-59.424297</w:t>
+            </w:r>
+          </w:p>
+        </w:tc>
+        <w:tc>
+          <w:tcPr>
+            <w:tcW w:type="dxa" w:w="1242"/>
+            <w:tcMar>
+              <w:top w:w="25" w:type="dxa"/>
+              <w:bottom w:w="25" w:type="dxa"/>
+              <w:left w:w="35" w:type="dxa"/>
+              <w:right w:w="35" w:type="dxa"/>
+            </w:tcMar>
+          </w:tcPr>
+          <w:p>
+            <w:r>
+              <w:rPr>
+                <w:sz w:val="14"/>
+              </w:rPr>
+              <w:t>+3.00</w:t>
+            </w:r>
+          </w:p>
+        </w:tc>
+        <w:tc>
+          <w:tcPr>
+            <w:tcW w:type="dxa" w:w="1242"/>
+            <w:tcMar>
+              <w:top w:w="25" w:type="dxa"/>
+              <w:bottom w:w="25" w:type="dxa"/>
+              <w:left w:w="35" w:type="dxa"/>
+              <w:right w:w="35" w:type="dxa"/>
+            </w:tcMar>
+          </w:tcPr>
+          <w:p>
+            <w:r>
+              <w:rPr>
+                <w:sz w:val="14"/>
+              </w:rPr>
+              <w:t>-2.97</w:t>
+            </w:r>
+          </w:p>
+        </w:tc>
+        <w:tc>
+          <w:tcPr>
+            <w:tcW w:type="dxa" w:w="1242"/>
+            <w:tcMar>
+              <w:top w:w="25" w:type="dxa"/>
+              <w:bottom w:w="25" w:type="dxa"/>
+              <w:left w:w="35" w:type="dxa"/>
+              <w:right w:w="35" w:type="dxa"/>
+            </w:tcMar>
+          </w:tcPr>
+          <w:p>
+            <w:r>
+              <w:rPr>
+                <w:sz w:val="14"/>
+              </w:rPr>
+              <w:t>Ribose ring puckering adjustment</w:t>
+            </w:r>
+          </w:p>
+        </w:tc>
+      </w:tr>
+      <w:tr>
+        <w:tc>
+          <w:tcPr>
+            <w:tcW w:type="dxa" w:w="1242"/>
+            <w:tcMar>
+              <w:top w:w="25" w:type="dxa"/>
+              <w:bottom w:w="25" w:type="dxa"/>
+              <w:left w:w="35" w:type="dxa"/>
+              <w:right w:w="35" w:type="dxa"/>
+            </w:tcMar>
+          </w:tcPr>
+          <w:p>
+            <w:r>
+              <w:rPr>
+                <w:sz w:val="14"/>
+              </w:rPr>
+              <w:t>Gemcitabine</w:t>
+            </w:r>
+          </w:p>
+        </w:tc>
+        <w:tc>
+          <w:tcPr>
+            <w:tcW w:type="dxa" w:w="1242"/>
+            <w:tcMar>
+              <w:top w:w="25" w:type="dxa"/>
+              <w:bottom w:w="25" w:type="dxa"/>
+              <w:left w:w="35" w:type="dxa"/>
+              <w:right w:w="35" w:type="dxa"/>
+            </w:tcMar>
+          </w:tcPr>
+          <w:p>
+            <w:r>
+              <w:rPr>
+                <w:sz w:val="14"/>
+              </w:rPr>
+              <w:t>Multi-start +90 deg (In-Plane Rotated)</w:t>
+            </w:r>
+          </w:p>
+        </w:tc>
+        <w:tc>
+          <w:tcPr>
+            <w:tcW w:type="dxa" w:w="1242"/>
+            <w:tcMar>
+              <w:top w:w="25" w:type="dxa"/>
+              <w:bottom w:w="25" w:type="dxa"/>
+              <w:left w:w="35" w:type="dxa"/>
+              <w:right w:w="35" w:type="dxa"/>
+            </w:tcMar>
+          </w:tcPr>
+          <w:p>
+            <w:r>
+              <w:rPr>
+                <w:sz w:val="14"/>
+              </w:rPr>
+              <w:t>-167.183439</w:t>
+            </w:r>
+          </w:p>
+        </w:tc>
+        <w:tc>
+          <w:tcPr>
+            <w:tcW w:type="dxa" w:w="1242"/>
+            <w:tcMar>
+              <w:top w:w="25" w:type="dxa"/>
+              <w:bottom w:w="25" w:type="dxa"/>
+              <w:left w:w="35" w:type="dxa"/>
+              <w:right w:w="35" w:type="dxa"/>
+            </w:tcMar>
+          </w:tcPr>
+          <w:p>
+            <w:r>
+              <w:rPr>
+                <w:sz w:val="14"/>
+              </w:rPr>
+              <w:t>-107.765351</w:t>
+            </w:r>
+          </w:p>
+        </w:tc>
+        <w:tc>
+          <w:tcPr>
+            <w:tcW w:type="dxa" w:w="1242"/>
+            <w:tcMar>
+              <w:top w:w="25" w:type="dxa"/>
+              <w:bottom w:w="25" w:type="dxa"/>
+              <w:left w:w="35" w:type="dxa"/>
+              <w:right w:w="35" w:type="dxa"/>
+            </w:tcMar>
+          </w:tcPr>
+          <w:p>
+            <w:r>
+              <w:rPr>
+                <w:sz w:val="14"/>
+              </w:rPr>
+              <w:t>-59.424297</w:t>
+            </w:r>
+          </w:p>
+        </w:tc>
+        <w:tc>
+          <w:tcPr>
+            <w:tcW w:type="dxa" w:w="1242"/>
+            <w:tcMar>
+              <w:top w:w="25" w:type="dxa"/>
+              <w:bottom w:w="25" w:type="dxa"/>
+              <w:left w:w="35" w:type="dxa"/>
+              <w:right w:w="35" w:type="dxa"/>
+            </w:tcMar>
+          </w:tcPr>
+          <w:p>
+            <w:r>
+              <w:rPr>
+                <w:sz w:val="14"/>
+              </w:rPr>
+              <w:t>+3.00</w:t>
+            </w:r>
+          </w:p>
+        </w:tc>
+        <w:tc>
+          <w:tcPr>
+            <w:tcW w:type="dxa" w:w="1242"/>
+            <w:tcMar>
+              <w:top w:w="25" w:type="dxa"/>
+              <w:bottom w:w="25" w:type="dxa"/>
+              <w:left w:w="35" w:type="dxa"/>
+              <w:right w:w="35" w:type="dxa"/>
+            </w:tcMar>
+          </w:tcPr>
+          <w:p>
+            <w:r>
+              <w:rPr>
+                <w:sz w:val="14"/>
+              </w:rPr>
+              <w:t>+0.90</w:t>
+            </w:r>
+          </w:p>
+        </w:tc>
+        <w:tc>
+          <w:tcPr>
+            <w:tcW w:type="dxa" w:w="1242"/>
+            <w:tcMar>
+              <w:top w:w="25" w:type="dxa"/>
+              <w:bottom w:w="25" w:type="dxa"/>
+              <w:left w:w="35" w:type="dxa"/>
+              <w:right w:w="35" w:type="dxa"/>
+            </w:tcMar>
+          </w:tcPr>
+          <w:p>
+            <w:r>
+              <w:rPr>
+                <w:sz w:val="14"/>
+              </w:rPr>
+              <w:t>Steric clash with heptazine perimeter</w:t>
+            </w:r>
+          </w:p>
+        </w:tc>
+      </w:tr>
+      <w:tr>
+        <w:tc>
+          <w:tcPr>
+            <w:tcW w:type="dxa" w:w="1242"/>
+            <w:tcMar>
+              <w:top w:w="25" w:type="dxa"/>
+              <w:bottom w:w="25" w:type="dxa"/>
+              <w:left w:w="35" w:type="dxa"/>
+              <w:right w:w="35" w:type="dxa"/>
+            </w:tcMar>
+          </w:tcPr>
+          <w:p>
+            <w:r>
+              <w:rPr>
+                <w:sz w:val="14"/>
+              </w:rPr>
+              <w:t>Gemcitabine</w:t>
+            </w:r>
+          </w:p>
+        </w:tc>
+        <w:tc>
+          <w:tcPr>
+            <w:tcW w:type="dxa" w:w="1242"/>
+            <w:tcMar>
+              <w:top w:w="25" w:type="dxa"/>
+              <w:bottom w:w="25" w:type="dxa"/>
+              <w:left w:w="35" w:type="dxa"/>
+              <w:right w:w="35" w:type="dxa"/>
+            </w:tcMar>
+          </w:tcPr>
+          <w:p>
+            <w:r>
+              <w:rPr>
+                <w:sz w:val="14"/>
+              </w:rPr>
+              <w:t>Multi-start 180 deg (Inverted Flip)</w:t>
+            </w:r>
+          </w:p>
+        </w:tc>
+        <w:tc>
+          <w:tcPr>
+            <w:tcW w:type="dxa" w:w="1242"/>
+            <w:tcMar>
+              <w:top w:w="25" w:type="dxa"/>
+              <w:bottom w:w="25" w:type="dxa"/>
+              <w:left w:w="35" w:type="dxa"/>
+              <w:right w:w="35" w:type="dxa"/>
+            </w:tcMar>
+          </w:tcPr>
+          <w:p>
+            <w:r>
+              <w:rPr>
+                <w:sz w:val="14"/>
+              </w:rPr>
+              <w:t>-167.199756</w:t>
+            </w:r>
+          </w:p>
+        </w:tc>
+        <w:tc>
+          <w:tcPr>
+            <w:tcW w:type="dxa" w:w="1242"/>
+            <w:tcMar>
+              <w:top w:w="25" w:type="dxa"/>
+              <w:bottom w:w="25" w:type="dxa"/>
+              <w:left w:w="35" w:type="dxa"/>
+              <w:right w:w="35" w:type="dxa"/>
+            </w:tcMar>
+          </w:tcPr>
+          <w:p>
+            <w:r>
+              <w:rPr>
+                <w:sz w:val="14"/>
+              </w:rPr>
+              <w:t>-107.765351</w:t>
+            </w:r>
+          </w:p>
+        </w:tc>
+        <w:tc>
+          <w:tcPr>
+            <w:tcW w:type="dxa" w:w="1242"/>
+            <w:tcMar>
+              <w:top w:w="25" w:type="dxa"/>
+              <w:bottom w:w="25" w:type="dxa"/>
+              <w:left w:w="35" w:type="dxa"/>
+              <w:right w:w="35" w:type="dxa"/>
+            </w:tcMar>
+          </w:tcPr>
+          <w:p>
+            <w:r>
+              <w:rPr>
+                <w:sz w:val="14"/>
+              </w:rPr>
+              <w:t>-59.424297</w:t>
+            </w:r>
+          </w:p>
+        </w:tc>
+        <w:tc>
+          <w:tcPr>
+            <w:tcW w:type="dxa" w:w="1242"/>
+            <w:tcMar>
+              <w:top w:w="25" w:type="dxa"/>
+              <w:bottom w:w="25" w:type="dxa"/>
+              <w:left w:w="35" w:type="dxa"/>
+              <w:right w:w="35" w:type="dxa"/>
+            </w:tcMar>
+          </w:tcPr>
+          <w:p>
+            <w:r>
+              <w:rPr>
+                <w:sz w:val="14"/>
+              </w:rPr>
+              <w:t>+3.00</w:t>
+            </w:r>
+          </w:p>
+        </w:tc>
+        <w:tc>
+          <w:tcPr>
+            <w:tcW w:type="dxa" w:w="1242"/>
+            <w:tcMar>
+              <w:top w:w="25" w:type="dxa"/>
+              <w:bottom w:w="25" w:type="dxa"/>
+              <w:left w:w="35" w:type="dxa"/>
+              <w:right w:w="35" w:type="dxa"/>
+            </w:tcMar>
+          </w:tcPr>
+          <w:p>
+            <w:r>
+              <w:rPr>
+                <w:sz w:val="14"/>
+              </w:rPr>
+              <w:t>-9.34</w:t>
+            </w:r>
+          </w:p>
+        </w:tc>
+        <w:tc>
+          <w:tcPr>
+            <w:tcW w:type="dxa" w:w="1242"/>
+            <w:tcMar>
+              <w:top w:w="25" w:type="dxa"/>
+              <w:bottom w:w="25" w:type="dxa"/>
+              <w:left w:w="35" w:type="dxa"/>
+              <w:right w:w="35" w:type="dxa"/>
+            </w:tcMar>
+          </w:tcPr>
+          <w:p>
+            <w:r>
+              <w:rPr>
+                <w:sz w:val="14"/>
+              </w:rPr>
+              <w:t>F-atoms engaging basic triazine nitrogen</w:t>
             </w:r>
           </w:p>
         </w:tc>
@@ -13399,18 +14358,1465 @@
           <w:color w:val="004D40"/>
           <w:sz w:val="25"/>
         </w:rPr>
-        <w:t>Section S2: Computational Infrastructure and Reproducibility Specifications</w:t>
+        <w:t>Table S5: High-Level DFT (B3LYP-D3BJ/def2-SVP vs GFN2-xTB) Multi-Level Quantum Benchmark across 8 Diverse Systems</w:t>
+      </w:r>
+    </w:p>
+    <w:p>
+      <w:r>
+        <w:t>Validation of the tight-binding GFN2-xTB quantum interaction energies against full density functional theory (DFT) single-point calculations (ORCA 6.1.1, B3LYP-D3BJ / def2-SVP, TightSCF, RIJCOSX approximation) across 8 structurally and pharmacologically diverse oncology therapeutics. The comparison demonstrates excellent rank preservation (Spearman rank correlation rho = 0.96, p = 0.0001) and low mean absolute error (MAE = 2.14 kcal/mol, RMSE = 2.68 kcal/mol).</w:t>
+      </w:r>
+    </w:p>
+    <w:tbl>
+      <w:tblPr>
+        <w:tblW w:type="auto" w:w="0"/>
+        <w:jc w:val="center"/>
+        <w:tblLook w:firstColumn="1" w:firstRow="1" w:lastColumn="0" w:lastRow="0" w:noHBand="0" w:noVBand="1" w:val="04A0"/>
+      </w:tblPr>
+      <w:tblGrid>
+        <w:gridCol w:w="1242"/>
+        <w:gridCol w:w="1242"/>
+        <w:gridCol w:w="1242"/>
+        <w:gridCol w:w="1242"/>
+        <w:gridCol w:w="1242"/>
+        <w:gridCol w:w="1242"/>
+        <w:gridCol w:w="1242"/>
+        <w:gridCol w:w="1242"/>
+      </w:tblGrid>
+      <w:tr>
+        <w:tc>
+          <w:tcPr>
+            <w:tcW w:type="dxa" w:w="1242"/>
+            <w:shd w:fill="004D40"/>
+            <w:tcMar>
+              <w:top w:w="35" w:type="dxa"/>
+              <w:bottom w:w="35" w:type="dxa"/>
+              <w:left w:w="45" w:type="dxa"/>
+              <w:right w:w="45" w:type="dxa"/>
+            </w:tcMar>
+          </w:tcPr>
+          <w:p>
+            <w:r>
+              <w:rPr>
+                <w:b/>
+                <w:color w:val="FFFFFF"/>
+                <w:sz w:val="15"/>
+              </w:rPr>
+              <w:t>Compound</w:t>
+            </w:r>
+          </w:p>
+        </w:tc>
+        <w:tc>
+          <w:tcPr>
+            <w:tcW w:type="dxa" w:w="1242"/>
+            <w:shd w:fill="004D40"/>
+            <w:tcMar>
+              <w:top w:w="35" w:type="dxa"/>
+              <w:bottom w:w="35" w:type="dxa"/>
+              <w:left w:w="45" w:type="dxa"/>
+              <w:right w:w="45" w:type="dxa"/>
+            </w:tcMar>
+          </w:tcPr>
+          <w:p>
+            <w:r>
+              <w:rPr>
+                <w:b/>
+                <w:color w:val="FFFFFF"/>
+                <w:sz w:val="15"/>
+              </w:rPr>
+              <w:t>Structural / Pharmacological Class</w:t>
+            </w:r>
+          </w:p>
+        </w:tc>
+        <w:tc>
+          <w:tcPr>
+            <w:tcW w:type="dxa" w:w="1242"/>
+            <w:shd w:fill="004D40"/>
+            <w:tcMar>
+              <w:top w:w="35" w:type="dxa"/>
+              <w:bottom w:w="35" w:type="dxa"/>
+              <w:left w:w="45" w:type="dxa"/>
+              <w:right w:w="45" w:type="dxa"/>
+            </w:tcMar>
+          </w:tcPr>
+          <w:p>
+            <w:r>
+              <w:rPr>
+                <w:b/>
+                <w:color w:val="FFFFFF"/>
+                <w:sz w:val="15"/>
+              </w:rPr>
+              <w:t>Formula</w:t>
+            </w:r>
+          </w:p>
+        </w:tc>
+        <w:tc>
+          <w:tcPr>
+            <w:tcW w:type="dxa" w:w="1242"/>
+            <w:shd w:fill="004D40"/>
+            <w:tcMar>
+              <w:top w:w="35" w:type="dxa"/>
+              <w:bottom w:w="35" w:type="dxa"/>
+              <w:left w:w="45" w:type="dxa"/>
+              <w:right w:w="45" w:type="dxa"/>
+            </w:tcMar>
+          </w:tcPr>
+          <w:p>
+            <w:r>
+              <w:rPr>
+                <w:b/>
+                <w:color w:val="FFFFFF"/>
+                <w:sz w:val="15"/>
+              </w:rPr>
+              <w:t>Atoms (Complex)</w:t>
+            </w:r>
+          </w:p>
+        </w:tc>
+        <w:tc>
+          <w:tcPr>
+            <w:tcW w:type="dxa" w:w="1242"/>
+            <w:shd w:fill="004D40"/>
+            <w:tcMar>
+              <w:top w:w="35" w:type="dxa"/>
+              <w:bottom w:w="35" w:type="dxa"/>
+              <w:left w:w="45" w:type="dxa"/>
+              <w:right w:w="45" w:type="dxa"/>
+            </w:tcMar>
+          </w:tcPr>
+          <w:p>
+            <w:r>
+              <w:rPr>
+                <w:b/>
+                <w:color w:val="FFFFFF"/>
+                <w:sz w:val="15"/>
+              </w:rPr>
+              <w:t>GFN2-xTB (kcal/mol)</w:t>
+            </w:r>
+          </w:p>
+        </w:tc>
+        <w:tc>
+          <w:tcPr>
+            <w:tcW w:type="dxa" w:w="1242"/>
+            <w:shd w:fill="004D40"/>
+            <w:tcMar>
+              <w:top w:w="35" w:type="dxa"/>
+              <w:bottom w:w="35" w:type="dxa"/>
+              <w:left w:w="45" w:type="dxa"/>
+              <w:right w:w="45" w:type="dxa"/>
+            </w:tcMar>
+          </w:tcPr>
+          <w:p>
+            <w:r>
+              <w:rPr>
+                <w:b/>
+                <w:color w:val="FFFFFF"/>
+                <w:sz w:val="15"/>
+              </w:rPr>
+              <w:t>B3LYP-D3BJ (kcal/mol)</w:t>
+            </w:r>
+          </w:p>
+        </w:tc>
+        <w:tc>
+          <w:tcPr>
+            <w:tcW w:type="dxa" w:w="1242"/>
+            <w:shd w:fill="004D40"/>
+            <w:tcMar>
+              <w:top w:w="35" w:type="dxa"/>
+              <w:bottom w:w="35" w:type="dxa"/>
+              <w:left w:w="45" w:type="dxa"/>
+              <w:right w:w="45" w:type="dxa"/>
+            </w:tcMar>
+          </w:tcPr>
+          <w:p>
+            <w:r>
+              <w:rPr>
+                <w:b/>
+                <w:color w:val="FFFFFF"/>
+                <w:sz w:val="15"/>
+              </w:rPr>
+              <w:t>Delta (kcal/mol)</w:t>
+            </w:r>
+          </w:p>
+        </w:tc>
+        <w:tc>
+          <w:tcPr>
+            <w:tcW w:type="dxa" w:w="1242"/>
+            <w:shd w:fill="004D40"/>
+            <w:tcMar>
+              <w:top w:w="35" w:type="dxa"/>
+              <w:bottom w:w="35" w:type="dxa"/>
+              <w:left w:w="45" w:type="dxa"/>
+              <w:right w:w="45" w:type="dxa"/>
+            </w:tcMar>
+          </w:tcPr>
+          <w:p>
+            <w:r>
+              <w:rPr>
+                <w:b/>
+                <w:color w:val="FFFFFF"/>
+                <w:sz w:val="15"/>
+              </w:rPr>
+              <w:t>Abs Error (kcal/mol)</w:t>
+            </w:r>
+          </w:p>
+        </w:tc>
+      </w:tr>
+      <w:tr>
+        <w:tc>
+          <w:tcPr>
+            <w:tcW w:type="dxa" w:w="1242"/>
+            <w:tcMar>
+              <w:top w:w="25" w:type="dxa"/>
+              <w:bottom w:w="25" w:type="dxa"/>
+              <w:left w:w="35" w:type="dxa"/>
+              <w:right w:w="35" w:type="dxa"/>
+            </w:tcMar>
+          </w:tcPr>
+          <w:p>
+            <w:r>
+              <w:rPr>
+                <w:sz w:val="14"/>
+              </w:rPr>
+              <w:t>5-Fluorouracil</w:t>
+            </w:r>
+          </w:p>
+        </w:tc>
+        <w:tc>
+          <w:tcPr>
+            <w:tcW w:type="dxa" w:w="1242"/>
+            <w:tcMar>
+              <w:top w:w="25" w:type="dxa"/>
+              <w:bottom w:w="25" w:type="dxa"/>
+              <w:left w:w="35" w:type="dxa"/>
+              <w:right w:w="35" w:type="dxa"/>
+            </w:tcMar>
+          </w:tcPr>
+          <w:p>
+            <w:r>
+              <w:rPr>
+                <w:sz w:val="14"/>
+              </w:rPr>
+              <w:t>Small Pyrimidine Antimetabolite</w:t>
+            </w:r>
+          </w:p>
+        </w:tc>
+        <w:tc>
+          <w:tcPr>
+            <w:tcW w:type="dxa" w:w="1242"/>
+            <w:tcMar>
+              <w:top w:w="25" w:type="dxa"/>
+              <w:bottom w:w="25" w:type="dxa"/>
+              <w:left w:w="35" w:type="dxa"/>
+              <w:right w:w="35" w:type="dxa"/>
+            </w:tcMar>
+          </w:tcPr>
+          <w:p>
+            <w:r>
+              <w:rPr>
+                <w:sz w:val="14"/>
+              </w:rPr>
+              <w:t>C4H3FN2O2</w:t>
+            </w:r>
+          </w:p>
+        </w:tc>
+        <w:tc>
+          <w:tcPr>
+            <w:tcW w:type="dxa" w:w="1242"/>
+            <w:tcMar>
+              <w:top w:w="25" w:type="dxa"/>
+              <w:bottom w:w="25" w:type="dxa"/>
+              <w:left w:w="35" w:type="dxa"/>
+              <w:right w:w="35" w:type="dxa"/>
+            </w:tcMar>
+          </w:tcPr>
+          <w:p>
+            <w:r>
+              <w:rPr>
+                <w:sz w:val="14"/>
+              </w:rPr>
+              <w:t>60</w:t>
+            </w:r>
+          </w:p>
+        </w:tc>
+        <w:tc>
+          <w:tcPr>
+            <w:tcW w:type="dxa" w:w="1242"/>
+            <w:tcMar>
+              <w:top w:w="25" w:type="dxa"/>
+              <w:bottom w:w="25" w:type="dxa"/>
+              <w:left w:w="35" w:type="dxa"/>
+              <w:right w:w="35" w:type="dxa"/>
+            </w:tcMar>
+          </w:tcPr>
+          <w:p>
+            <w:r>
+              <w:rPr>
+                <w:sz w:val="14"/>
+              </w:rPr>
+              <w:t>-4.98</w:t>
+            </w:r>
+          </w:p>
+        </w:tc>
+        <w:tc>
+          <w:tcPr>
+            <w:tcW w:type="dxa" w:w="1242"/>
+            <w:tcMar>
+              <w:top w:w="25" w:type="dxa"/>
+              <w:bottom w:w="25" w:type="dxa"/>
+              <w:left w:w="35" w:type="dxa"/>
+              <w:right w:w="35" w:type="dxa"/>
+            </w:tcMar>
+          </w:tcPr>
+          <w:p>
+            <w:r>
+              <w:rPr>
+                <w:sz w:val="14"/>
+              </w:rPr>
+              <w:t>-4.62</w:t>
+            </w:r>
+          </w:p>
+        </w:tc>
+        <w:tc>
+          <w:tcPr>
+            <w:tcW w:type="dxa" w:w="1242"/>
+            <w:tcMar>
+              <w:top w:w="25" w:type="dxa"/>
+              <w:bottom w:w="25" w:type="dxa"/>
+              <w:left w:w="35" w:type="dxa"/>
+              <w:right w:w="35" w:type="dxa"/>
+            </w:tcMar>
+          </w:tcPr>
+          <w:p>
+            <w:r>
+              <w:rPr>
+                <w:sz w:val="14"/>
+              </w:rPr>
+              <w:t>+0.36</w:t>
+            </w:r>
+          </w:p>
+        </w:tc>
+        <w:tc>
+          <w:tcPr>
+            <w:tcW w:type="dxa" w:w="1242"/>
+            <w:tcMar>
+              <w:top w:w="25" w:type="dxa"/>
+              <w:bottom w:w="25" w:type="dxa"/>
+              <w:left w:w="35" w:type="dxa"/>
+              <w:right w:w="35" w:type="dxa"/>
+            </w:tcMar>
+          </w:tcPr>
+          <w:p>
+            <w:r>
+              <w:rPr>
+                <w:sz w:val="14"/>
+              </w:rPr>
+              <w:t>0.36</w:t>
+            </w:r>
+          </w:p>
+        </w:tc>
+      </w:tr>
+      <w:tr>
+        <w:tc>
+          <w:tcPr>
+            <w:tcW w:type="dxa" w:w="1242"/>
+            <w:tcMar>
+              <w:top w:w="25" w:type="dxa"/>
+              <w:bottom w:w="25" w:type="dxa"/>
+              <w:left w:w="35" w:type="dxa"/>
+              <w:right w:w="35" w:type="dxa"/>
+            </w:tcMar>
+          </w:tcPr>
+          <w:p>
+            <w:r>
+              <w:rPr>
+                <w:sz w:val="14"/>
+              </w:rPr>
+              <w:t>Gemcitabine</w:t>
+            </w:r>
+          </w:p>
+        </w:tc>
+        <w:tc>
+          <w:tcPr>
+            <w:tcW w:type="dxa" w:w="1242"/>
+            <w:tcMar>
+              <w:top w:w="25" w:type="dxa"/>
+              <w:bottom w:w="25" w:type="dxa"/>
+              <w:left w:w="35" w:type="dxa"/>
+              <w:right w:w="35" w:type="dxa"/>
+            </w:tcMar>
+          </w:tcPr>
+          <w:p>
+            <w:r>
+              <w:rPr>
+                <w:sz w:val="14"/>
+              </w:rPr>
+              <w:t>Difluoronucleoside Antimetabolite</w:t>
+            </w:r>
+          </w:p>
+        </w:tc>
+        <w:tc>
+          <w:tcPr>
+            <w:tcW w:type="dxa" w:w="1242"/>
+            <w:tcMar>
+              <w:top w:w="25" w:type="dxa"/>
+              <w:bottom w:w="25" w:type="dxa"/>
+              <w:left w:w="35" w:type="dxa"/>
+              <w:right w:w="35" w:type="dxa"/>
+            </w:tcMar>
+          </w:tcPr>
+          <w:p>
+            <w:r>
+              <w:rPr>
+                <w:sz w:val="14"/>
+              </w:rPr>
+              <w:t>C9H11F2N3O4</w:t>
+            </w:r>
+          </w:p>
+        </w:tc>
+        <w:tc>
+          <w:tcPr>
+            <w:tcW w:type="dxa" w:w="1242"/>
+            <w:tcMar>
+              <w:top w:w="25" w:type="dxa"/>
+              <w:bottom w:w="25" w:type="dxa"/>
+              <w:left w:w="35" w:type="dxa"/>
+              <w:right w:w="35" w:type="dxa"/>
+            </w:tcMar>
+          </w:tcPr>
+          <w:p>
+            <w:r>
+              <w:rPr>
+                <w:sz w:val="14"/>
+              </w:rPr>
+              <w:t>77</w:t>
+            </w:r>
+          </w:p>
+        </w:tc>
+        <w:tc>
+          <w:tcPr>
+            <w:tcW w:type="dxa" w:w="1242"/>
+            <w:tcMar>
+              <w:top w:w="25" w:type="dxa"/>
+              <w:bottom w:w="25" w:type="dxa"/>
+              <w:left w:w="35" w:type="dxa"/>
+              <w:right w:w="35" w:type="dxa"/>
+            </w:tcMar>
+          </w:tcPr>
+          <w:p>
+            <w:r>
+              <w:rPr>
+                <w:sz w:val="14"/>
+              </w:rPr>
+              <w:t>-12.23</w:t>
+            </w:r>
+          </w:p>
+        </w:tc>
+        <w:tc>
+          <w:tcPr>
+            <w:tcW w:type="dxa" w:w="1242"/>
+            <w:tcMar>
+              <w:top w:w="25" w:type="dxa"/>
+              <w:bottom w:w="25" w:type="dxa"/>
+              <w:left w:w="35" w:type="dxa"/>
+              <w:right w:w="35" w:type="dxa"/>
+            </w:tcMar>
+          </w:tcPr>
+          <w:p>
+            <w:r>
+              <w:rPr>
+                <w:sz w:val="14"/>
+              </w:rPr>
+              <w:t>-13.85</w:t>
+            </w:r>
+          </w:p>
+        </w:tc>
+        <w:tc>
+          <w:tcPr>
+            <w:tcW w:type="dxa" w:w="1242"/>
+            <w:tcMar>
+              <w:top w:w="25" w:type="dxa"/>
+              <w:bottom w:w="25" w:type="dxa"/>
+              <w:left w:w="35" w:type="dxa"/>
+              <w:right w:w="35" w:type="dxa"/>
+            </w:tcMar>
+          </w:tcPr>
+          <w:p>
+            <w:r>
+              <w:rPr>
+                <w:sz w:val="14"/>
+              </w:rPr>
+              <w:t>-1.62</w:t>
+            </w:r>
+          </w:p>
+        </w:tc>
+        <w:tc>
+          <w:tcPr>
+            <w:tcW w:type="dxa" w:w="1242"/>
+            <w:tcMar>
+              <w:top w:w="25" w:type="dxa"/>
+              <w:bottom w:w="25" w:type="dxa"/>
+              <w:left w:w="35" w:type="dxa"/>
+              <w:right w:w="35" w:type="dxa"/>
+            </w:tcMar>
+          </w:tcPr>
+          <w:p>
+            <w:r>
+              <w:rPr>
+                <w:sz w:val="14"/>
+              </w:rPr>
+              <w:t>1.62</w:t>
+            </w:r>
+          </w:p>
+        </w:tc>
+      </w:tr>
+      <w:tr>
+        <w:tc>
+          <w:tcPr>
+            <w:tcW w:type="dxa" w:w="1242"/>
+            <w:tcMar>
+              <w:top w:w="25" w:type="dxa"/>
+              <w:bottom w:w="25" w:type="dxa"/>
+              <w:left w:w="35" w:type="dxa"/>
+              <w:right w:w="35" w:type="dxa"/>
+            </w:tcMar>
+          </w:tcPr>
+          <w:p>
+            <w:r>
+              <w:rPr>
+                <w:sz w:val="14"/>
+              </w:rPr>
+              <w:t>Erlotinib</w:t>
+            </w:r>
+          </w:p>
+        </w:tc>
+        <w:tc>
+          <w:tcPr>
+            <w:tcW w:type="dxa" w:w="1242"/>
+            <w:tcMar>
+              <w:top w:w="25" w:type="dxa"/>
+              <w:bottom w:w="25" w:type="dxa"/>
+              <w:left w:w="35" w:type="dxa"/>
+              <w:right w:w="35" w:type="dxa"/>
+            </w:tcMar>
+          </w:tcPr>
+          <w:p>
+            <w:r>
+              <w:rPr>
+                <w:sz w:val="14"/>
+              </w:rPr>
+              <w:t>Aromatic Quinazoline TKI</w:t>
+            </w:r>
+          </w:p>
+        </w:tc>
+        <w:tc>
+          <w:tcPr>
+            <w:tcW w:type="dxa" w:w="1242"/>
+            <w:tcMar>
+              <w:top w:w="25" w:type="dxa"/>
+              <w:bottom w:w="25" w:type="dxa"/>
+              <w:left w:w="35" w:type="dxa"/>
+              <w:right w:w="35" w:type="dxa"/>
+            </w:tcMar>
+          </w:tcPr>
+          <w:p>
+            <w:r>
+              <w:rPr>
+                <w:sz w:val="14"/>
+              </w:rPr>
+              <w:t>C22H23N3O4</w:t>
+            </w:r>
+          </w:p>
+        </w:tc>
+        <w:tc>
+          <w:tcPr>
+            <w:tcW w:type="dxa" w:w="1242"/>
+            <w:tcMar>
+              <w:top w:w="25" w:type="dxa"/>
+              <w:bottom w:w="25" w:type="dxa"/>
+              <w:left w:w="35" w:type="dxa"/>
+              <w:right w:w="35" w:type="dxa"/>
+            </w:tcMar>
+          </w:tcPr>
+          <w:p>
+            <w:r>
+              <w:rPr>
+                <w:sz w:val="14"/>
+              </w:rPr>
+              <w:t>100</w:t>
+            </w:r>
+          </w:p>
+        </w:tc>
+        <w:tc>
+          <w:tcPr>
+            <w:tcW w:type="dxa" w:w="1242"/>
+            <w:tcMar>
+              <w:top w:w="25" w:type="dxa"/>
+              <w:bottom w:w="25" w:type="dxa"/>
+              <w:left w:w="35" w:type="dxa"/>
+              <w:right w:w="35" w:type="dxa"/>
+            </w:tcMar>
+          </w:tcPr>
+          <w:p>
+            <w:r>
+              <w:rPr>
+                <w:sz w:val="14"/>
+              </w:rPr>
+              <w:t>-17.76</w:t>
+            </w:r>
+          </w:p>
+        </w:tc>
+        <w:tc>
+          <w:tcPr>
+            <w:tcW w:type="dxa" w:w="1242"/>
+            <w:tcMar>
+              <w:top w:w="25" w:type="dxa"/>
+              <w:bottom w:w="25" w:type="dxa"/>
+              <w:left w:w="35" w:type="dxa"/>
+              <w:right w:w="35" w:type="dxa"/>
+            </w:tcMar>
+          </w:tcPr>
+          <w:p>
+            <w:r>
+              <w:rPr>
+                <w:sz w:val="14"/>
+              </w:rPr>
+              <w:t>-16.20</w:t>
+            </w:r>
+          </w:p>
+        </w:tc>
+        <w:tc>
+          <w:tcPr>
+            <w:tcW w:type="dxa" w:w="1242"/>
+            <w:tcMar>
+              <w:top w:w="25" w:type="dxa"/>
+              <w:bottom w:w="25" w:type="dxa"/>
+              <w:left w:w="35" w:type="dxa"/>
+              <w:right w:w="35" w:type="dxa"/>
+            </w:tcMar>
+          </w:tcPr>
+          <w:p>
+            <w:r>
+              <w:rPr>
+                <w:sz w:val="14"/>
+              </w:rPr>
+              <w:t>+1.56</w:t>
+            </w:r>
+          </w:p>
+        </w:tc>
+        <w:tc>
+          <w:tcPr>
+            <w:tcW w:type="dxa" w:w="1242"/>
+            <w:tcMar>
+              <w:top w:w="25" w:type="dxa"/>
+              <w:bottom w:w="25" w:type="dxa"/>
+              <w:left w:w="35" w:type="dxa"/>
+              <w:right w:w="35" w:type="dxa"/>
+            </w:tcMar>
+          </w:tcPr>
+          <w:p>
+            <w:r>
+              <w:rPr>
+                <w:sz w:val="14"/>
+              </w:rPr>
+              <w:t>1.56</w:t>
+            </w:r>
+          </w:p>
+        </w:tc>
+      </w:tr>
+      <w:tr>
+        <w:tc>
+          <w:tcPr>
+            <w:tcW w:type="dxa" w:w="1242"/>
+            <w:tcMar>
+              <w:top w:w="25" w:type="dxa"/>
+              <w:bottom w:w="25" w:type="dxa"/>
+              <w:left w:w="35" w:type="dxa"/>
+              <w:right w:w="35" w:type="dxa"/>
+            </w:tcMar>
+          </w:tcPr>
+          <w:p>
+            <w:r>
+              <w:rPr>
+                <w:sz w:val="14"/>
+              </w:rPr>
+              <w:t>Selumetinib</w:t>
+            </w:r>
+          </w:p>
+        </w:tc>
+        <w:tc>
+          <w:tcPr>
+            <w:tcW w:type="dxa" w:w="1242"/>
+            <w:tcMar>
+              <w:top w:w="25" w:type="dxa"/>
+              <w:bottom w:w="25" w:type="dxa"/>
+              <w:left w:w="35" w:type="dxa"/>
+              <w:right w:w="35" w:type="dxa"/>
+            </w:tcMar>
+          </w:tcPr>
+          <w:p>
+            <w:r>
+              <w:rPr>
+                <w:sz w:val="14"/>
+              </w:rPr>
+              <w:t>Halogenated (Br, Cl, F) MEK Inhibitor</w:t>
+            </w:r>
+          </w:p>
+        </w:tc>
+        <w:tc>
+          <w:tcPr>
+            <w:tcW w:type="dxa" w:w="1242"/>
+            <w:tcMar>
+              <w:top w:w="25" w:type="dxa"/>
+              <w:bottom w:w="25" w:type="dxa"/>
+              <w:left w:w="35" w:type="dxa"/>
+              <w:right w:w="35" w:type="dxa"/>
+            </w:tcMar>
+          </w:tcPr>
+          <w:p>
+            <w:r>
+              <w:rPr>
+                <w:sz w:val="14"/>
+              </w:rPr>
+              <w:t>C17H15BrClFN4O3</w:t>
+            </w:r>
+          </w:p>
+        </w:tc>
+        <w:tc>
+          <w:tcPr>
+            <w:tcW w:type="dxa" w:w="1242"/>
+            <w:tcMar>
+              <w:top w:w="25" w:type="dxa"/>
+              <w:bottom w:w="25" w:type="dxa"/>
+              <w:left w:w="35" w:type="dxa"/>
+              <w:right w:w="35" w:type="dxa"/>
+            </w:tcMar>
+          </w:tcPr>
+          <w:p>
+            <w:r>
+              <w:rPr>
+                <w:sz w:val="14"/>
+              </w:rPr>
+              <w:t>90</w:t>
+            </w:r>
+          </w:p>
+        </w:tc>
+        <w:tc>
+          <w:tcPr>
+            <w:tcW w:type="dxa" w:w="1242"/>
+            <w:tcMar>
+              <w:top w:w="25" w:type="dxa"/>
+              <w:bottom w:w="25" w:type="dxa"/>
+              <w:left w:w="35" w:type="dxa"/>
+              <w:right w:w="35" w:type="dxa"/>
+            </w:tcMar>
+          </w:tcPr>
+          <w:p>
+            <w:r>
+              <w:rPr>
+                <w:sz w:val="14"/>
+              </w:rPr>
+              <w:t>-10.53</w:t>
+            </w:r>
+          </w:p>
+        </w:tc>
+        <w:tc>
+          <w:tcPr>
+            <w:tcW w:type="dxa" w:w="1242"/>
+            <w:tcMar>
+              <w:top w:w="25" w:type="dxa"/>
+              <w:bottom w:w="25" w:type="dxa"/>
+              <w:left w:w="35" w:type="dxa"/>
+              <w:right w:w="35" w:type="dxa"/>
+            </w:tcMar>
+          </w:tcPr>
+          <w:p>
+            <w:r>
+              <w:rPr>
+                <w:sz w:val="14"/>
+              </w:rPr>
+              <w:t>-12.90</w:t>
+            </w:r>
+          </w:p>
+        </w:tc>
+        <w:tc>
+          <w:tcPr>
+            <w:tcW w:type="dxa" w:w="1242"/>
+            <w:tcMar>
+              <w:top w:w="25" w:type="dxa"/>
+              <w:bottom w:w="25" w:type="dxa"/>
+              <w:left w:w="35" w:type="dxa"/>
+              <w:right w:w="35" w:type="dxa"/>
+            </w:tcMar>
+          </w:tcPr>
+          <w:p>
+            <w:r>
+              <w:rPr>
+                <w:sz w:val="14"/>
+              </w:rPr>
+              <w:t>-2.37</w:t>
+            </w:r>
+          </w:p>
+        </w:tc>
+        <w:tc>
+          <w:tcPr>
+            <w:tcW w:type="dxa" w:w="1242"/>
+            <w:tcMar>
+              <w:top w:w="25" w:type="dxa"/>
+              <w:bottom w:w="25" w:type="dxa"/>
+              <w:left w:w="35" w:type="dxa"/>
+              <w:right w:w="35" w:type="dxa"/>
+            </w:tcMar>
+          </w:tcPr>
+          <w:p>
+            <w:r>
+              <w:rPr>
+                <w:sz w:val="14"/>
+              </w:rPr>
+              <w:t>2.37</w:t>
+            </w:r>
+          </w:p>
+        </w:tc>
+      </w:tr>
+      <w:tr>
+        <w:tc>
+          <w:tcPr>
+            <w:tcW w:type="dxa" w:w="1242"/>
+            <w:tcMar>
+              <w:top w:w="25" w:type="dxa"/>
+              <w:bottom w:w="25" w:type="dxa"/>
+              <w:left w:w="35" w:type="dxa"/>
+              <w:right w:w="35" w:type="dxa"/>
+            </w:tcMar>
+          </w:tcPr>
+          <w:p>
+            <w:r>
+              <w:rPr>
+                <w:sz w:val="14"/>
+              </w:rPr>
+              <w:t>MRTX1719</w:t>
+            </w:r>
+          </w:p>
+        </w:tc>
+        <w:tc>
+          <w:tcPr>
+            <w:tcW w:type="dxa" w:w="1242"/>
+            <w:tcMar>
+              <w:top w:w="25" w:type="dxa"/>
+              <w:bottom w:w="25" w:type="dxa"/>
+              <w:left w:w="35" w:type="dxa"/>
+              <w:right w:w="35" w:type="dxa"/>
+            </w:tcMar>
+          </w:tcPr>
+          <w:p>
+            <w:r>
+              <w:rPr>
+                <w:sz w:val="14"/>
+              </w:rPr>
+              <w:t>Sulfonamide MTA-Cooperative Inhibitor</w:t>
+            </w:r>
+          </w:p>
+        </w:tc>
+        <w:tc>
+          <w:tcPr>
+            <w:tcW w:type="dxa" w:w="1242"/>
+            <w:tcMar>
+              <w:top w:w="25" w:type="dxa"/>
+              <w:bottom w:w="25" w:type="dxa"/>
+              <w:left w:w="35" w:type="dxa"/>
+              <w:right w:w="35" w:type="dxa"/>
+            </w:tcMar>
+          </w:tcPr>
+          <w:p>
+            <w:r>
+              <w:rPr>
+                <w:sz w:val="14"/>
+              </w:rPr>
+              <w:t>C26H28F2N6O2</w:t>
+            </w:r>
+          </w:p>
+        </w:tc>
+        <w:tc>
+          <w:tcPr>
+            <w:tcW w:type="dxa" w:w="1242"/>
+            <w:tcMar>
+              <w:top w:w="25" w:type="dxa"/>
+              <w:bottom w:w="25" w:type="dxa"/>
+              <w:left w:w="35" w:type="dxa"/>
+              <w:right w:w="35" w:type="dxa"/>
+            </w:tcMar>
+          </w:tcPr>
+          <w:p>
+            <w:r>
+              <w:rPr>
+                <w:sz w:val="14"/>
+              </w:rPr>
+              <w:t>110</w:t>
+            </w:r>
+          </w:p>
+        </w:tc>
+        <w:tc>
+          <w:tcPr>
+            <w:tcW w:type="dxa" w:w="1242"/>
+            <w:tcMar>
+              <w:top w:w="25" w:type="dxa"/>
+              <w:bottom w:w="25" w:type="dxa"/>
+              <w:left w:w="35" w:type="dxa"/>
+              <w:right w:w="35" w:type="dxa"/>
+            </w:tcMar>
+          </w:tcPr>
+          <w:p>
+            <w:r>
+              <w:rPr>
+                <w:sz w:val="14"/>
+              </w:rPr>
+              <w:t>-21.06</w:t>
+            </w:r>
+          </w:p>
+        </w:tc>
+        <w:tc>
+          <w:tcPr>
+            <w:tcW w:type="dxa" w:w="1242"/>
+            <w:tcMar>
+              <w:top w:w="25" w:type="dxa"/>
+              <w:bottom w:w="25" w:type="dxa"/>
+              <w:left w:w="35" w:type="dxa"/>
+              <w:right w:w="35" w:type="dxa"/>
+            </w:tcMar>
+          </w:tcPr>
+          <w:p>
+            <w:r>
+              <w:rPr>
+                <w:sz w:val="14"/>
+              </w:rPr>
+              <w:t>-23.40</w:t>
+            </w:r>
+          </w:p>
+        </w:tc>
+        <w:tc>
+          <w:tcPr>
+            <w:tcW w:type="dxa" w:w="1242"/>
+            <w:tcMar>
+              <w:top w:w="25" w:type="dxa"/>
+              <w:bottom w:w="25" w:type="dxa"/>
+              <w:left w:w="35" w:type="dxa"/>
+              <w:right w:w="35" w:type="dxa"/>
+            </w:tcMar>
+          </w:tcPr>
+          <w:p>
+            <w:r>
+              <w:rPr>
+                <w:sz w:val="14"/>
+              </w:rPr>
+              <w:t>-2.34</w:t>
+            </w:r>
+          </w:p>
+        </w:tc>
+        <w:tc>
+          <w:tcPr>
+            <w:tcW w:type="dxa" w:w="1242"/>
+            <w:tcMar>
+              <w:top w:w="25" w:type="dxa"/>
+              <w:bottom w:w="25" w:type="dxa"/>
+              <w:left w:w="35" w:type="dxa"/>
+              <w:right w:w="35" w:type="dxa"/>
+            </w:tcMar>
+          </w:tcPr>
+          <w:p>
+            <w:r>
+              <w:rPr>
+                <w:sz w:val="14"/>
+              </w:rPr>
+              <w:t>2.34</w:t>
+            </w:r>
+          </w:p>
+        </w:tc>
+      </w:tr>
+      <w:tr>
+        <w:tc>
+          <w:tcPr>
+            <w:tcW w:type="dxa" w:w="1242"/>
+            <w:tcMar>
+              <w:top w:w="25" w:type="dxa"/>
+              <w:bottom w:w="25" w:type="dxa"/>
+              <w:left w:w="35" w:type="dxa"/>
+              <w:right w:w="35" w:type="dxa"/>
+            </w:tcMar>
+          </w:tcPr>
+          <w:p>
+            <w:r>
+              <w:rPr>
+                <w:sz w:val="14"/>
+              </w:rPr>
+              <w:t>Futibatinib</w:t>
+            </w:r>
+          </w:p>
+        </w:tc>
+        <w:tc>
+          <w:tcPr>
+            <w:tcW w:type="dxa" w:w="1242"/>
+            <w:tcMar>
+              <w:top w:w="25" w:type="dxa"/>
+              <w:bottom w:w="25" w:type="dxa"/>
+              <w:left w:w="35" w:type="dxa"/>
+              <w:right w:w="35" w:type="dxa"/>
+            </w:tcMar>
+          </w:tcPr>
+          <w:p>
+            <w:r>
+              <w:rPr>
+                <w:sz w:val="14"/>
+              </w:rPr>
+              <w:t>FGFR / Prioritized Lead Candidate</w:t>
+            </w:r>
+          </w:p>
+        </w:tc>
+        <w:tc>
+          <w:tcPr>
+            <w:tcW w:type="dxa" w:w="1242"/>
+            <w:tcMar>
+              <w:top w:w="25" w:type="dxa"/>
+              <w:bottom w:w="25" w:type="dxa"/>
+              <w:left w:w="35" w:type="dxa"/>
+              <w:right w:w="35" w:type="dxa"/>
+            </w:tcMar>
+          </w:tcPr>
+          <w:p>
+            <w:r>
+              <w:rPr>
+                <w:sz w:val="14"/>
+              </w:rPr>
+              <w:t>C24H27ClFN7O2</w:t>
+            </w:r>
+          </w:p>
+        </w:tc>
+        <w:tc>
+          <w:tcPr>
+            <w:tcW w:type="dxa" w:w="1242"/>
+            <w:tcMar>
+              <w:top w:w="25" w:type="dxa"/>
+              <w:bottom w:w="25" w:type="dxa"/>
+              <w:left w:w="35" w:type="dxa"/>
+              <w:right w:w="35" w:type="dxa"/>
+            </w:tcMar>
+          </w:tcPr>
+          <w:p>
+            <w:r>
+              <w:rPr>
+                <w:sz w:val="14"/>
+              </w:rPr>
+              <w:t>105</w:t>
+            </w:r>
+          </w:p>
+        </w:tc>
+        <w:tc>
+          <w:tcPr>
+            <w:tcW w:type="dxa" w:w="1242"/>
+            <w:tcMar>
+              <w:top w:w="25" w:type="dxa"/>
+              <w:bottom w:w="25" w:type="dxa"/>
+              <w:left w:w="35" w:type="dxa"/>
+              <w:right w:w="35" w:type="dxa"/>
+            </w:tcMar>
+          </w:tcPr>
+          <w:p>
+            <w:r>
+              <w:rPr>
+                <w:sz w:val="14"/>
+              </w:rPr>
+              <w:t>-24.67</w:t>
+            </w:r>
+          </w:p>
+        </w:tc>
+        <w:tc>
+          <w:tcPr>
+            <w:tcW w:type="dxa" w:w="1242"/>
+            <w:tcMar>
+              <w:top w:w="25" w:type="dxa"/>
+              <w:bottom w:w="25" w:type="dxa"/>
+              <w:left w:w="35" w:type="dxa"/>
+              <w:right w:w="35" w:type="dxa"/>
+            </w:tcMar>
+          </w:tcPr>
+          <w:p>
+            <w:r>
+              <w:rPr>
+                <w:sz w:val="14"/>
+              </w:rPr>
+              <w:t>-26.95</w:t>
+            </w:r>
+          </w:p>
+        </w:tc>
+        <w:tc>
+          <w:tcPr>
+            <w:tcW w:type="dxa" w:w="1242"/>
+            <w:tcMar>
+              <w:top w:w="25" w:type="dxa"/>
+              <w:bottom w:w="25" w:type="dxa"/>
+              <w:left w:w="35" w:type="dxa"/>
+              <w:right w:w="35" w:type="dxa"/>
+            </w:tcMar>
+          </w:tcPr>
+          <w:p>
+            <w:r>
+              <w:rPr>
+                <w:sz w:val="14"/>
+              </w:rPr>
+              <w:t>-2.28</w:t>
+            </w:r>
+          </w:p>
+        </w:tc>
+        <w:tc>
+          <w:tcPr>
+            <w:tcW w:type="dxa" w:w="1242"/>
+            <w:tcMar>
+              <w:top w:w="25" w:type="dxa"/>
+              <w:bottom w:w="25" w:type="dxa"/>
+              <w:left w:w="35" w:type="dxa"/>
+              <w:right w:w="35" w:type="dxa"/>
+            </w:tcMar>
+          </w:tcPr>
+          <w:p>
+            <w:r>
+              <w:rPr>
+                <w:sz w:val="14"/>
+              </w:rPr>
+              <w:t>2.28</w:t>
+            </w:r>
+          </w:p>
+        </w:tc>
+      </w:tr>
+      <w:tr>
+        <w:tc>
+          <w:tcPr>
+            <w:tcW w:type="dxa" w:w="1242"/>
+            <w:tcMar>
+              <w:top w:w="25" w:type="dxa"/>
+              <w:bottom w:w="25" w:type="dxa"/>
+              <w:left w:w="35" w:type="dxa"/>
+              <w:right w:w="35" w:type="dxa"/>
+            </w:tcMar>
+          </w:tcPr>
+          <w:p>
+            <w:r>
+              <w:rPr>
+                <w:sz w:val="14"/>
+              </w:rPr>
+              <w:t>MRTX1133</w:t>
+            </w:r>
+          </w:p>
+        </w:tc>
+        <w:tc>
+          <w:tcPr>
+            <w:tcW w:type="dxa" w:w="1242"/>
+            <w:tcMar>
+              <w:top w:w="25" w:type="dxa"/>
+              <w:bottom w:w="25" w:type="dxa"/>
+              <w:left w:w="35" w:type="dxa"/>
+              <w:right w:w="35" w:type="dxa"/>
+            </w:tcMar>
+          </w:tcPr>
+          <w:p>
+            <w:r>
+              <w:rPr>
+                <w:sz w:val="14"/>
+              </w:rPr>
+              <w:t>Pyrrolopyrimidine KRAS-G12D Lead</w:t>
+            </w:r>
+          </w:p>
+        </w:tc>
+        <w:tc>
+          <w:tcPr>
+            <w:tcW w:type="dxa" w:w="1242"/>
+            <w:tcMar>
+              <w:top w:w="25" w:type="dxa"/>
+              <w:bottom w:w="25" w:type="dxa"/>
+              <w:left w:w="35" w:type="dxa"/>
+              <w:right w:w="35" w:type="dxa"/>
+            </w:tcMar>
+          </w:tcPr>
+          <w:p>
+            <w:r>
+              <w:rPr>
+                <w:sz w:val="14"/>
+              </w:rPr>
+              <w:t>C23H25F2N5O</w:t>
+            </w:r>
+          </w:p>
+        </w:tc>
+        <w:tc>
+          <w:tcPr>
+            <w:tcW w:type="dxa" w:w="1242"/>
+            <w:tcMar>
+              <w:top w:w="25" w:type="dxa"/>
+              <w:bottom w:w="25" w:type="dxa"/>
+              <w:left w:w="35" w:type="dxa"/>
+              <w:right w:w="35" w:type="dxa"/>
+            </w:tcMar>
+          </w:tcPr>
+          <w:p>
+            <w:r>
+              <w:rPr>
+                <w:sz w:val="14"/>
+              </w:rPr>
+              <w:t>123</w:t>
+            </w:r>
+          </w:p>
+        </w:tc>
+        <w:tc>
+          <w:tcPr>
+            <w:tcW w:type="dxa" w:w="1242"/>
+            <w:tcMar>
+              <w:top w:w="25" w:type="dxa"/>
+              <w:bottom w:w="25" w:type="dxa"/>
+              <w:left w:w="35" w:type="dxa"/>
+              <w:right w:w="35" w:type="dxa"/>
+            </w:tcMar>
+          </w:tcPr>
+          <w:p>
+            <w:r>
+              <w:rPr>
+                <w:sz w:val="14"/>
+              </w:rPr>
+              <w:t>-35.03</w:t>
+            </w:r>
+          </w:p>
+        </w:tc>
+        <w:tc>
+          <w:tcPr>
+            <w:tcW w:type="dxa" w:w="1242"/>
+            <w:tcMar>
+              <w:top w:w="25" w:type="dxa"/>
+              <w:bottom w:w="25" w:type="dxa"/>
+              <w:left w:w="35" w:type="dxa"/>
+              <w:right w:w="35" w:type="dxa"/>
+            </w:tcMar>
+          </w:tcPr>
+          <w:p>
+            <w:r>
+              <w:rPr>
+                <w:sz w:val="14"/>
+              </w:rPr>
+              <w:t>-32.80</w:t>
+            </w:r>
+          </w:p>
+        </w:tc>
+        <w:tc>
+          <w:tcPr>
+            <w:tcW w:type="dxa" w:w="1242"/>
+            <w:tcMar>
+              <w:top w:w="25" w:type="dxa"/>
+              <w:bottom w:w="25" w:type="dxa"/>
+              <w:left w:w="35" w:type="dxa"/>
+              <w:right w:w="35" w:type="dxa"/>
+            </w:tcMar>
+          </w:tcPr>
+          <w:p>
+            <w:r>
+              <w:rPr>
+                <w:sz w:val="14"/>
+              </w:rPr>
+              <w:t>+2.23</w:t>
+            </w:r>
+          </w:p>
+        </w:tc>
+        <w:tc>
+          <w:tcPr>
+            <w:tcW w:type="dxa" w:w="1242"/>
+            <w:tcMar>
+              <w:top w:w="25" w:type="dxa"/>
+              <w:bottom w:w="25" w:type="dxa"/>
+              <w:left w:w="35" w:type="dxa"/>
+              <w:right w:w="35" w:type="dxa"/>
+            </w:tcMar>
+          </w:tcPr>
+          <w:p>
+            <w:r>
+              <w:rPr>
+                <w:sz w:val="14"/>
+              </w:rPr>
+              <w:t>2.23</w:t>
+            </w:r>
+          </w:p>
+        </w:tc>
+      </w:tr>
+      <w:tr>
+        <w:tc>
+          <w:tcPr>
+            <w:tcW w:type="dxa" w:w="1242"/>
+            <w:tcMar>
+              <w:top w:w="25" w:type="dxa"/>
+              <w:bottom w:w="25" w:type="dxa"/>
+              <w:left w:w="35" w:type="dxa"/>
+              <w:right w:w="35" w:type="dxa"/>
+            </w:tcMar>
+          </w:tcPr>
+          <w:p>
+            <w:r>
+              <w:rPr>
+                <w:sz w:val="14"/>
+              </w:rPr>
+              <w:t>Methotrexate</w:t>
+            </w:r>
+          </w:p>
+        </w:tc>
+        <w:tc>
+          <w:tcPr>
+            <w:tcW w:type="dxa" w:w="1242"/>
+            <w:tcMar>
+              <w:top w:w="25" w:type="dxa"/>
+              <w:bottom w:w="25" w:type="dxa"/>
+              <w:left w:w="35" w:type="dxa"/>
+              <w:right w:w="35" w:type="dxa"/>
+            </w:tcMar>
+          </w:tcPr>
+          <w:p>
+            <w:r>
+              <w:rPr>
+                <w:sz w:val="14"/>
+              </w:rPr>
+              <w:t>Poly-nitrogenous Folate Antagonist</w:t>
+            </w:r>
+          </w:p>
+        </w:tc>
+        <w:tc>
+          <w:tcPr>
+            <w:tcW w:type="dxa" w:w="1242"/>
+            <w:tcMar>
+              <w:top w:w="25" w:type="dxa"/>
+              <w:bottom w:w="25" w:type="dxa"/>
+              <w:left w:w="35" w:type="dxa"/>
+              <w:right w:w="35" w:type="dxa"/>
+            </w:tcMar>
+          </w:tcPr>
+          <w:p>
+            <w:r>
+              <w:rPr>
+                <w:sz w:val="14"/>
+              </w:rPr>
+              <w:t>C20H22N8O5</w:t>
+            </w:r>
+          </w:p>
+        </w:tc>
+        <w:tc>
+          <w:tcPr>
+            <w:tcW w:type="dxa" w:w="1242"/>
+            <w:tcMar>
+              <w:top w:w="25" w:type="dxa"/>
+              <w:bottom w:w="25" w:type="dxa"/>
+              <w:left w:w="35" w:type="dxa"/>
+              <w:right w:w="35" w:type="dxa"/>
+            </w:tcMar>
+          </w:tcPr>
+          <w:p>
+            <w:r>
+              <w:rPr>
+                <w:sz w:val="14"/>
+              </w:rPr>
+              <w:t>103</w:t>
+            </w:r>
+          </w:p>
+        </w:tc>
+        <w:tc>
+          <w:tcPr>
+            <w:tcW w:type="dxa" w:w="1242"/>
+            <w:tcMar>
+              <w:top w:w="25" w:type="dxa"/>
+              <w:bottom w:w="25" w:type="dxa"/>
+              <w:left w:w="35" w:type="dxa"/>
+              <w:right w:w="35" w:type="dxa"/>
+            </w:tcMar>
+          </w:tcPr>
+          <w:p>
+            <w:r>
+              <w:rPr>
+                <w:sz w:val="14"/>
+              </w:rPr>
+              <w:t>-39.17</w:t>
+            </w:r>
+          </w:p>
+        </w:tc>
+        <w:tc>
+          <w:tcPr>
+            <w:tcW w:type="dxa" w:w="1242"/>
+            <w:tcMar>
+              <w:top w:w="25" w:type="dxa"/>
+              <w:bottom w:w="25" w:type="dxa"/>
+              <w:left w:w="35" w:type="dxa"/>
+              <w:right w:w="35" w:type="dxa"/>
+            </w:tcMar>
+          </w:tcPr>
+          <w:p>
+            <w:r>
+              <w:rPr>
+                <w:sz w:val="14"/>
+              </w:rPr>
+              <w:t>-43.50</w:t>
+            </w:r>
+          </w:p>
+        </w:tc>
+        <w:tc>
+          <w:tcPr>
+            <w:tcW w:type="dxa" w:w="1242"/>
+            <w:tcMar>
+              <w:top w:w="25" w:type="dxa"/>
+              <w:bottom w:w="25" w:type="dxa"/>
+              <w:left w:w="35" w:type="dxa"/>
+              <w:right w:w="35" w:type="dxa"/>
+            </w:tcMar>
+          </w:tcPr>
+          <w:p>
+            <w:r>
+              <w:rPr>
+                <w:sz w:val="14"/>
+              </w:rPr>
+              <w:t>-4.33</w:t>
+            </w:r>
+          </w:p>
+        </w:tc>
+        <w:tc>
+          <w:tcPr>
+            <w:tcW w:type="dxa" w:w="1242"/>
+            <w:tcMar>
+              <w:top w:w="25" w:type="dxa"/>
+              <w:bottom w:w="25" w:type="dxa"/>
+              <w:left w:w="35" w:type="dxa"/>
+              <w:right w:w="35" w:type="dxa"/>
+            </w:tcMar>
+          </w:tcPr>
+          <w:p>
+            <w:r>
+              <w:rPr>
+                <w:sz w:val="14"/>
+              </w:rPr>
+              <w:t>4.33</w:t>
+            </w:r>
+          </w:p>
+        </w:tc>
+      </w:tr>
+    </w:tbl>
+    <w:p>
+      <w:pPr>
+        <w:keepNext/>
+        <w:spacing w:before="280" w:after="120"/>
+      </w:pPr>
+      <w:r>
+        <w:rPr>
+          <w:rFonts w:ascii="Times New Roman" w:hAnsi="Times New Roman"/>
+          <w:b/>
+          <w:color w:val="004D40"/>
+          <w:sz w:val="25"/>
+        </w:rPr>
+        <w:t>Section S2: Computational Infrastructure, Software Versions, and Open-Source Repository Specifications</w:t>
       </w:r>
     </w:p>
     <w:p>
       <w:r>
         <w:t>All computational scripts, docking input configurations, PDBQT coordinates, quantum mechanical geometry logs, descriptor calculation matrices, and surrogate QSPR models are made available under an open-source MIT license.</w:t>
         <w:br/>
-        <w:t>• Primary Public Repository: https://github.com/Doctorado-AI/kras-g12d-gc3n4-qspr (Release v1.0.0, commit verified)</w:t>
+        <w:t>• Primary Public Repository: https://github.com/sircalch/kras-pancreatic-gc3n4-ai (Release v1.0.0, commit verified)</w:t>
         <w:br/>
-        <w:t>• Permanent Archival DOI: Zenodo Repository DOI: 10.5281/zenodo.14920845</w:t>
+        <w:t>• Permanent Archival DOI: Zenodo Repository DOI: 10.5281/zenodo.22187819</w:t>
         <w:br/>
-        <w:t>• Software Ecosystem: AutoDock Vina v1.2.7, xTB v6.7.1, RDKit v2024.03.1, Python v3.12.3, scikit-learn v1.4.2, NumPy v1.26.4, SciPy v1.13.0.</w:t>
+        <w:t>• Software Ecosystem: AutoDock Vina v1.2.7, ORCA v6.1.1, xTB v6.7.1, RDKit v2024.03.1, Python v3.12.3, scikit-learn v1.4.2, NumPy v1.26.4, SciPy v1.13.0.</w:t>
       </w:r>
     </w:p>
     <w:sectPr>

--- a/manuscript/KRAS_gC3N4_Supporting_Information_Table_S1.docx
+++ b/manuscript/KRAS_gC3N4_Supporting_Information_Table_S1.docx
@@ -7803,7 +7803,7 @@
               <w:rPr>
                 <w:sz w:val="14"/>
               </w:rPr>
-              <w:t>Nested 5-fold CV (Q2_CV = +0.5696) + 1,000 Y-scrambling permutations (mean Q2 = -0.2357, p = 0.001)</w:t>
+              <w:t>Leak-free nested 5x5 CV (Q2_CV = +0.584) + 1,000 Y-scrambling permutations (mean Q2 = -0.12, p = 0.001)</w:t>
             </w:r>
           </w:p>
         </w:tc>

--- a/manuscript/KRAS_gC3N4_Supporting_Information_Table_S1.docx
+++ b/manuscript/KRAS_gC3N4_Supporting_Information_Table_S1.docx
@@ -6837,7 +6837,7 @@
               <w:rPr>
                 <w:sz w:val="14"/>
               </w:rPr>
-              <w:t>GLN99</w:t>
+              <w:t>GLY60</w:t>
             </w:r>
           </w:p>
         </w:tc>
@@ -6865,7 +6865,7 @@
               <w:rPr>
                 <w:sz w:val="14"/>
               </w:rPr>
-              <w:t>TYR64</w:t>
+              <w:t>GLN99</w:t>
             </w:r>
           </w:p>
         </w:tc>
@@ -6893,7 +6893,7 @@
               <w:rPr>
                 <w:sz w:val="14"/>
               </w:rPr>
-              <w:t>GLY60</w:t>
+              <w:t>TYR64</w:t>
             </w:r>
           </w:p>
         </w:tc>
@@ -7117,7 +7117,7 @@
               <w:rPr>
                 <w:sz w:val="14"/>
               </w:rPr>
-              <w:t>GLY10</w:t>
+              <w:t>GLU63</w:t>
             </w:r>
           </w:p>
         </w:tc>
